--- a/notes_31May2023.docx
+++ b/notes_31May2023.docx
@@ -852,6 +852,802 @@
     <w:p>
       <w:pPr>
         <w:pStyle w:val="ListParagraph"/>
+        <w:rPr>
+          <w:lang w:val="en-US"/>
+        </w:rPr>
+      </w:pPr>
+    </w:p>
+    <w:p>
+      <w:pPr>
+        <w:pBdr>
+          <w:bottom w:val="single" w:sz="6" w:space="1" w:color="auto"/>
+        </w:pBdr>
+        <w:rPr>
+          <w:lang w:val="en-US"/>
+        </w:rPr>
+      </w:pPr>
+    </w:p>
+    <w:p>
+      <w:pPr>
+        <w:rPr>
+          <w:lang w:val="en-US"/>
+        </w:rPr>
+      </w:pPr>
+      <w:proofErr w:type="spellStart"/>
+      <w:r>
+        <w:rPr>
+          <w:lang w:val="en-US"/>
+        </w:rPr>
+        <w:t>RestController</w:t>
+      </w:r>
+      <w:proofErr w:type="spellEnd"/>
+      <w:r>
+        <w:rPr>
+          <w:lang w:val="en-US"/>
+        </w:rPr>
+        <w:tab/>
+      </w:r>
+      <w:r>
+        <w:rPr>
+          <w:lang w:val="en-US"/>
+        </w:rPr>
+        <w:tab/>
+        <w:t>=</w:t>
+      </w:r>
+      <w:r>
+        <w:rPr>
+          <w:lang w:val="en-US"/>
+        </w:rPr>
+        <w:tab/>
+        <w:t>Controller</w:t>
+      </w:r>
+      <w:r>
+        <w:rPr>
+          <w:lang w:val="en-US"/>
+        </w:rPr>
+        <w:tab/>
+        <w:t>+</w:t>
+      </w:r>
+      <w:r>
+        <w:rPr>
+          <w:lang w:val="en-US"/>
+        </w:rPr>
+        <w:tab/>
+      </w:r>
+      <w:proofErr w:type="spellStart"/>
+      <w:r>
+        <w:rPr>
+          <w:lang w:val="en-US"/>
+        </w:rPr>
+        <w:t>ResponseBody</w:t>
+      </w:r>
+      <w:proofErr w:type="spellEnd"/>
+    </w:p>
+    <w:p>
+      <w:pPr>
+        <w:rPr>
+          <w:lang w:val="en-US"/>
+        </w:rPr>
+      </w:pPr>
+    </w:p>
+    <w:p>
+      <w:pPr>
+        <w:rPr>
+          <w:lang w:val="en-US"/>
+        </w:rPr>
+      </w:pPr>
+      <w:r>
+        <w:rPr>
+          <w:lang w:val="en-US"/>
+        </w:rPr>
+        <w:t xml:space="preserve">package </w:t>
+      </w:r>
+      <w:proofErr w:type="spellStart"/>
+      <w:proofErr w:type="gramStart"/>
+      <w:r>
+        <w:rPr>
+          <w:lang w:val="en-US"/>
+        </w:rPr>
+        <w:t>com.ust.rest</w:t>
+      </w:r>
+      <w:proofErr w:type="spellEnd"/>
+      <w:proofErr w:type="gramEnd"/>
+      <w:r>
+        <w:rPr>
+          <w:lang w:val="en-US"/>
+        </w:rPr>
+        <w:t>;</w:t>
+      </w:r>
+    </w:p>
+    <w:p>
+      <w:pPr>
+        <w:rPr>
+          <w:lang w:val="en-US"/>
+        </w:rPr>
+      </w:pPr>
+    </w:p>
+    <w:p>
+      <w:pPr>
+        <w:rPr>
+          <w:lang w:val="en-US"/>
+        </w:rPr>
+      </w:pPr>
+      <w:r>
+        <w:rPr>
+          <w:lang w:val="en-US"/>
+        </w:rPr>
+        <w:t xml:space="preserve">import </w:t>
+      </w:r>
+      <w:proofErr w:type="spellStart"/>
+      <w:proofErr w:type="gramStart"/>
+      <w:r>
+        <w:rPr>
+          <w:lang w:val="en-US"/>
+        </w:rPr>
+        <w:t>org.springframework</w:t>
+      </w:r>
+      <w:proofErr w:type="gramEnd"/>
+      <w:r>
+        <w:rPr>
+          <w:lang w:val="en-US"/>
+        </w:rPr>
+        <w:t>.stereotype.Controller</w:t>
+      </w:r>
+      <w:proofErr w:type="spellEnd"/>
+      <w:r>
+        <w:rPr>
+          <w:lang w:val="en-US"/>
+        </w:rPr>
+        <w:t>;</w:t>
+      </w:r>
+    </w:p>
+    <w:p>
+      <w:pPr>
+        <w:rPr>
+          <w:lang w:val="en-US"/>
+        </w:rPr>
+      </w:pPr>
+      <w:r>
+        <w:rPr>
+          <w:lang w:val="en-US"/>
+        </w:rPr>
+        <w:t xml:space="preserve">import </w:t>
+      </w:r>
+      <w:proofErr w:type="spellStart"/>
+      <w:proofErr w:type="gramStart"/>
+      <w:r>
+        <w:rPr>
+          <w:lang w:val="en-US"/>
+        </w:rPr>
+        <w:t>org.springframework.web.bind</w:t>
+      </w:r>
+      <w:proofErr w:type="gramEnd"/>
+      <w:r>
+        <w:rPr>
+          <w:lang w:val="en-US"/>
+        </w:rPr>
+        <w:t>.annotation.GetMapping</w:t>
+      </w:r>
+      <w:proofErr w:type="spellEnd"/>
+      <w:r>
+        <w:rPr>
+          <w:lang w:val="en-US"/>
+        </w:rPr>
+        <w:t>;</w:t>
+      </w:r>
+    </w:p>
+    <w:p>
+      <w:pPr>
+        <w:rPr>
+          <w:lang w:val="en-US"/>
+        </w:rPr>
+      </w:pPr>
+      <w:r>
+        <w:rPr>
+          <w:lang w:val="en-US"/>
+        </w:rPr>
+        <w:t xml:space="preserve">import </w:t>
+      </w:r>
+      <w:proofErr w:type="spellStart"/>
+      <w:proofErr w:type="gramStart"/>
+      <w:r>
+        <w:rPr>
+          <w:lang w:val="en-US"/>
+        </w:rPr>
+        <w:t>org.springframework.web.bind</w:t>
+      </w:r>
+      <w:proofErr w:type="gramEnd"/>
+      <w:r>
+        <w:rPr>
+          <w:lang w:val="en-US"/>
+        </w:rPr>
+        <w:t>.annotation.ResponseBody</w:t>
+      </w:r>
+      <w:proofErr w:type="spellEnd"/>
+      <w:r>
+        <w:rPr>
+          <w:lang w:val="en-US"/>
+        </w:rPr>
+        <w:t>;</w:t>
+      </w:r>
+    </w:p>
+    <w:p>
+      <w:pPr>
+        <w:rPr>
+          <w:lang w:val="en-US"/>
+        </w:rPr>
+      </w:pPr>
+    </w:p>
+    <w:p>
+      <w:pPr>
+        <w:rPr>
+          <w:lang w:val="en-US"/>
+        </w:rPr>
+      </w:pPr>
+    </w:p>
+    <w:p>
+      <w:pPr>
+        <w:rPr>
+          <w:lang w:val="en-US"/>
+        </w:rPr>
+      </w:pPr>
+      <w:r>
+        <w:rPr>
+          <w:lang w:val="en-US"/>
+        </w:rPr>
+        <w:t>@Controller</w:t>
+      </w:r>
+    </w:p>
+    <w:p>
+      <w:pPr>
+        <w:rPr>
+          <w:lang w:val="en-US"/>
+        </w:rPr>
+      </w:pPr>
+      <w:r>
+        <w:rPr>
+          <w:lang w:val="en-US"/>
+        </w:rPr>
+        <w:t xml:space="preserve">public class </w:t>
+      </w:r>
+      <w:proofErr w:type="spellStart"/>
+      <w:r>
+        <w:rPr>
+          <w:lang w:val="en-US"/>
+        </w:rPr>
+        <w:t>MyController</w:t>
+      </w:r>
+      <w:proofErr w:type="spellEnd"/>
+      <w:r>
+        <w:rPr>
+          <w:lang w:val="en-US"/>
+        </w:rPr>
+        <w:t xml:space="preserve"> {</w:t>
+      </w:r>
+    </w:p>
+    <w:p>
+      <w:pPr>
+        <w:rPr>
+          <w:lang w:val="en-US"/>
+        </w:rPr>
+      </w:pPr>
+      <w:r>
+        <w:rPr>
+          <w:lang w:val="en-US"/>
+        </w:rPr>
+        <w:tab/>
+      </w:r>
+    </w:p>
+    <w:p>
+      <w:pPr>
+        <w:rPr>
+          <w:lang w:val="en-US"/>
+        </w:rPr>
+      </w:pPr>
+      <w:r>
+        <w:rPr>
+          <w:lang w:val="en-US"/>
+        </w:rPr>
+        <w:tab/>
+        <w:t>@GetMapping</w:t>
+      </w:r>
+    </w:p>
+    <w:p>
+      <w:pPr>
+        <w:rPr>
+          <w:lang w:val="en-US"/>
+        </w:rPr>
+      </w:pPr>
+      <w:r>
+        <w:rPr>
+          <w:lang w:val="en-US"/>
+        </w:rPr>
+        <w:tab/>
+        <w:t>@ResponseBody</w:t>
+      </w:r>
+    </w:p>
+    <w:p>
+      <w:pPr>
+        <w:rPr>
+          <w:lang w:val="en-US"/>
+        </w:rPr>
+      </w:pPr>
+      <w:r>
+        <w:rPr>
+          <w:lang w:val="en-US"/>
+        </w:rPr>
+        <w:tab/>
+        <w:t xml:space="preserve">public String </w:t>
+      </w:r>
+      <w:proofErr w:type="gramStart"/>
+      <w:r>
+        <w:rPr>
+          <w:lang w:val="en-US"/>
+        </w:rPr>
+        <w:t>home(</w:t>
+      </w:r>
+      <w:proofErr w:type="gramEnd"/>
+      <w:r>
+        <w:rPr>
+          <w:lang w:val="en-US"/>
+        </w:rPr>
+        <w:t>)</w:t>
+      </w:r>
+    </w:p>
+    <w:p>
+      <w:pPr>
+        <w:rPr>
+          <w:lang w:val="en-US"/>
+        </w:rPr>
+      </w:pPr>
+      <w:r>
+        <w:rPr>
+          <w:lang w:val="en-US"/>
+        </w:rPr>
+        <w:tab/>
+        <w:t>{</w:t>
+      </w:r>
+    </w:p>
+    <w:p>
+      <w:pPr>
+        <w:rPr>
+          <w:lang w:val="en-US"/>
+        </w:rPr>
+      </w:pPr>
+      <w:r>
+        <w:rPr>
+          <w:lang w:val="en-US"/>
+        </w:rPr>
+        <w:tab/>
+      </w:r>
+      <w:r>
+        <w:rPr>
+          <w:lang w:val="en-US"/>
+        </w:rPr>
+        <w:tab/>
+        <w:t>return "Hi this is my first restful webservice</w:t>
+      </w:r>
+      <w:proofErr w:type="gramStart"/>
+      <w:r>
+        <w:rPr>
+          <w:lang w:val="en-US"/>
+        </w:rPr>
+        <w:t>....still</w:t>
+      </w:r>
+      <w:proofErr w:type="gramEnd"/>
+      <w:r>
+        <w:rPr>
+          <w:lang w:val="en-US"/>
+        </w:rPr>
+        <w:t xml:space="preserve"> working fine";</w:t>
+      </w:r>
+    </w:p>
+    <w:p>
+      <w:pPr>
+        <w:rPr>
+          <w:lang w:val="en-US"/>
+        </w:rPr>
+      </w:pPr>
+      <w:r>
+        <w:rPr>
+          <w:lang w:val="en-US"/>
+        </w:rPr>
+        <w:tab/>
+        <w:t>}</w:t>
+      </w:r>
+    </w:p>
+    <w:p>
+      <w:pPr>
+        <w:rPr>
+          <w:lang w:val="en-US"/>
+        </w:rPr>
+      </w:pPr>
+      <w:r>
+        <w:rPr>
+          <w:lang w:val="en-US"/>
+        </w:rPr>
+        <w:t>}</w:t>
+      </w:r>
+    </w:p>
+    <w:p>
+      <w:pPr>
+        <w:rPr>
+          <w:lang w:val="en-US"/>
+        </w:rPr>
+      </w:pPr>
+    </w:p>
+    <w:p>
+      <w:pPr>
+        <w:pBdr>
+          <w:bottom w:val="single" w:sz="6" w:space="1" w:color="auto"/>
+        </w:pBdr>
+        <w:rPr>
+          <w:lang w:val="en-US"/>
+        </w:rPr>
+      </w:pPr>
+    </w:p>
+    <w:p>
+      <w:pPr>
+        <w:rPr>
+          <w:lang w:val="en-US"/>
+        </w:rPr>
+      </w:pPr>
+      <w:r>
+        <w:rPr>
+          <w:lang w:val="en-US"/>
+        </w:rPr>
+        <w:t xml:space="preserve">package </w:t>
+      </w:r>
+      <w:proofErr w:type="spellStart"/>
+      <w:proofErr w:type="gramStart"/>
+      <w:r>
+        <w:rPr>
+          <w:lang w:val="en-US"/>
+        </w:rPr>
+        <w:t>com.ust.rest</w:t>
+      </w:r>
+      <w:proofErr w:type="spellEnd"/>
+      <w:proofErr w:type="gramEnd"/>
+      <w:r>
+        <w:rPr>
+          <w:lang w:val="en-US"/>
+        </w:rPr>
+        <w:t>;</w:t>
+      </w:r>
+    </w:p>
+    <w:p>
+      <w:pPr>
+        <w:rPr>
+          <w:lang w:val="en-US"/>
+        </w:rPr>
+      </w:pPr>
+    </w:p>
+    <w:p>
+      <w:pPr>
+        <w:rPr>
+          <w:lang w:val="en-US"/>
+        </w:rPr>
+      </w:pPr>
+      <w:r>
+        <w:rPr>
+          <w:lang w:val="en-US"/>
+        </w:rPr>
+        <w:t xml:space="preserve">import </w:t>
+      </w:r>
+      <w:proofErr w:type="spellStart"/>
+      <w:proofErr w:type="gramStart"/>
+      <w:r>
+        <w:rPr>
+          <w:lang w:val="en-US"/>
+        </w:rPr>
+        <w:t>org.springframework.web.bind</w:t>
+      </w:r>
+      <w:proofErr w:type="gramEnd"/>
+      <w:r>
+        <w:rPr>
+          <w:lang w:val="en-US"/>
+        </w:rPr>
+        <w:t>.annotation.GetMapping</w:t>
+      </w:r>
+      <w:proofErr w:type="spellEnd"/>
+      <w:r>
+        <w:rPr>
+          <w:lang w:val="en-US"/>
+        </w:rPr>
+        <w:t>;</w:t>
+      </w:r>
+    </w:p>
+    <w:p>
+      <w:pPr>
+        <w:rPr>
+          <w:lang w:val="en-US"/>
+        </w:rPr>
+      </w:pPr>
+      <w:r>
+        <w:rPr>
+          <w:lang w:val="en-US"/>
+        </w:rPr>
+        <w:t xml:space="preserve">import </w:t>
+      </w:r>
+      <w:proofErr w:type="spellStart"/>
+      <w:proofErr w:type="gramStart"/>
+      <w:r>
+        <w:rPr>
+          <w:lang w:val="en-US"/>
+        </w:rPr>
+        <w:t>org.springframework.web.bind</w:t>
+      </w:r>
+      <w:proofErr w:type="gramEnd"/>
+      <w:r>
+        <w:rPr>
+          <w:lang w:val="en-US"/>
+        </w:rPr>
+        <w:t>.annotation.RestController</w:t>
+      </w:r>
+      <w:proofErr w:type="spellEnd"/>
+      <w:r>
+        <w:rPr>
+          <w:lang w:val="en-US"/>
+        </w:rPr>
+        <w:t>;</w:t>
+      </w:r>
+    </w:p>
+    <w:p>
+      <w:pPr>
+        <w:rPr>
+          <w:lang w:val="en-US"/>
+        </w:rPr>
+      </w:pPr>
+    </w:p>
+    <w:p>
+      <w:pPr>
+        <w:rPr>
+          <w:lang w:val="en-US"/>
+        </w:rPr>
+      </w:pPr>
+    </w:p>
+    <w:p>
+      <w:pPr>
+        <w:rPr>
+          <w:lang w:val="en-US"/>
+        </w:rPr>
+      </w:pPr>
+      <w:r>
+        <w:rPr>
+          <w:lang w:val="en-US"/>
+        </w:rPr>
+        <w:t>@RestController</w:t>
+      </w:r>
+    </w:p>
+    <w:p>
+      <w:pPr>
+        <w:rPr>
+          <w:lang w:val="en-US"/>
+        </w:rPr>
+      </w:pPr>
+      <w:r>
+        <w:rPr>
+          <w:lang w:val="en-US"/>
+        </w:rPr>
+        <w:t xml:space="preserve">public class </w:t>
+      </w:r>
+      <w:proofErr w:type="spellStart"/>
+      <w:r>
+        <w:rPr>
+          <w:lang w:val="en-US"/>
+        </w:rPr>
+        <w:t>MyController</w:t>
+      </w:r>
+      <w:proofErr w:type="spellEnd"/>
+      <w:r>
+        <w:rPr>
+          <w:lang w:val="en-US"/>
+        </w:rPr>
+        <w:t xml:space="preserve"> {</w:t>
+      </w:r>
+    </w:p>
+    <w:p>
+      <w:pPr>
+        <w:rPr>
+          <w:lang w:val="en-US"/>
+        </w:rPr>
+      </w:pPr>
+      <w:r>
+        <w:rPr>
+          <w:lang w:val="en-US"/>
+        </w:rPr>
+        <w:tab/>
+      </w:r>
+    </w:p>
+    <w:p>
+      <w:pPr>
+        <w:rPr>
+          <w:lang w:val="en-US"/>
+        </w:rPr>
+      </w:pPr>
+      <w:r>
+        <w:rPr>
+          <w:lang w:val="en-US"/>
+        </w:rPr>
+        <w:tab/>
+        <w:t>@GetMapping</w:t>
+      </w:r>
+    </w:p>
+    <w:p>
+      <w:pPr>
+        <w:rPr>
+          <w:lang w:val="en-US"/>
+        </w:rPr>
+      </w:pPr>
+      <w:r>
+        <w:rPr>
+          <w:lang w:val="en-US"/>
+        </w:rPr>
+        <w:tab/>
+        <w:t xml:space="preserve">public String </w:t>
+      </w:r>
+      <w:proofErr w:type="gramStart"/>
+      <w:r>
+        <w:rPr>
+          <w:lang w:val="en-US"/>
+        </w:rPr>
+        <w:t>home(</w:t>
+      </w:r>
+      <w:proofErr w:type="gramEnd"/>
+      <w:r>
+        <w:rPr>
+          <w:lang w:val="en-US"/>
+        </w:rPr>
+        <w:t>)</w:t>
+      </w:r>
+    </w:p>
+    <w:p>
+      <w:pPr>
+        <w:rPr>
+          <w:lang w:val="en-US"/>
+        </w:rPr>
+      </w:pPr>
+      <w:r>
+        <w:rPr>
+          <w:lang w:val="en-US"/>
+        </w:rPr>
+        <w:tab/>
+        <w:t>{</w:t>
+      </w:r>
+    </w:p>
+    <w:p>
+      <w:pPr>
+        <w:rPr>
+          <w:lang w:val="en-US"/>
+        </w:rPr>
+      </w:pPr>
+      <w:r>
+        <w:rPr>
+          <w:lang w:val="en-US"/>
+        </w:rPr>
+        <w:tab/>
+      </w:r>
+      <w:r>
+        <w:rPr>
+          <w:lang w:val="en-US"/>
+        </w:rPr>
+        <w:tab/>
+        <w:t>return "Hi this is my first restful webservice</w:t>
+      </w:r>
+      <w:proofErr w:type="gramStart"/>
+      <w:r>
+        <w:rPr>
+          <w:lang w:val="en-US"/>
+        </w:rPr>
+        <w:t>....still</w:t>
+      </w:r>
+      <w:proofErr w:type="gramEnd"/>
+      <w:r>
+        <w:rPr>
+          <w:lang w:val="en-US"/>
+        </w:rPr>
+        <w:t xml:space="preserve"> working fine";</w:t>
+      </w:r>
+    </w:p>
+    <w:p>
+      <w:pPr>
+        <w:rPr>
+          <w:lang w:val="en-US"/>
+        </w:rPr>
+      </w:pPr>
+      <w:r>
+        <w:rPr>
+          <w:lang w:val="en-US"/>
+        </w:rPr>
+        <w:tab/>
+        <w:t>}</w:t>
+      </w:r>
+    </w:p>
+    <w:p>
+      <w:pPr>
+        <w:rPr>
+          <w:lang w:val="en-US"/>
+        </w:rPr>
+      </w:pPr>
+      <w:r>
+        <w:rPr>
+          <w:lang w:val="en-US"/>
+        </w:rPr>
+        <w:t>}</w:t>
+      </w:r>
+    </w:p>
+    <w:p>
+      <w:pPr>
+        <w:pBdr>
+          <w:bottom w:val="single" w:sz="6" w:space="1" w:color="auto"/>
+        </w:pBdr>
+        <w:rPr>
+          <w:lang w:val="en-US"/>
+        </w:rPr>
+      </w:pPr>
+    </w:p>
+    <w:p>
+      <w:pPr>
+        <w:rPr>
+          <w:lang w:val="en-US"/>
+        </w:rPr>
+      </w:pPr>
+      <w:r>
+        <w:rPr>
+          <w:lang w:val="en-US"/>
+        </w:rPr>
+        <w:t>In MVC, we had Model, View and Controller</w:t>
+      </w:r>
+    </w:p>
+    <w:p>
+      <w:pPr>
+        <w:rPr>
+          <w:lang w:val="en-US"/>
+        </w:rPr>
+      </w:pPr>
+      <w:r>
+        <w:rPr>
+          <w:lang w:val="en-US"/>
+        </w:rPr>
+        <w:t xml:space="preserve">In Rest </w:t>
+      </w:r>
+      <w:proofErr w:type="spellStart"/>
+      <w:r>
+        <w:rPr>
+          <w:lang w:val="en-US"/>
+        </w:rPr>
+        <w:t>api</w:t>
+      </w:r>
+      <w:proofErr w:type="spellEnd"/>
+      <w:r>
+        <w:rPr>
+          <w:lang w:val="en-US"/>
+        </w:rPr>
+        <w:t xml:space="preserve">, we have only </w:t>
+      </w:r>
+      <w:r>
+        <w:rPr>
+          <w:lang w:val="en-US"/>
+        </w:rPr>
+        <w:tab/>
+        <w:t>Model and Controller</w:t>
+      </w:r>
+      <w:r>
+        <w:rPr>
+          <w:lang w:val="en-US"/>
+        </w:rPr>
+        <w:tab/>
+      </w:r>
+      <w:r>
+        <w:rPr>
+          <w:lang w:val="en-US"/>
+        </w:rPr>
+        <w:tab/>
+        <w:t>(no view)</w:t>
+      </w:r>
+    </w:p>
+    <w:p>
+      <w:pPr>
         <w:rPr>
           <w:lang w:val="en-US"/>
         </w:rPr>

--- a/notes_31May2023.docx
+++ b/notes_31May2023.docx
@@ -1659,6 +1659,877 @@
           <w:lang w:val="en-US"/>
         </w:rPr>
       </w:pPr>
+      <w:r>
+        <w:rPr>
+          <w:lang w:val="en-US"/>
+        </w:rPr>
+        <w:t xml:space="preserve">Model </w:t>
+      </w:r>
+    </w:p>
+    <w:p>
+      <w:pPr>
+        <w:rPr>
+          <w:lang w:val="en-US"/>
+        </w:rPr>
+      </w:pPr>
+      <w:r>
+        <w:rPr>
+          <w:lang w:val="en-US"/>
+        </w:rPr>
+        <w:tab/>
+        <w:t>Data definition</w:t>
+      </w:r>
+    </w:p>
+    <w:p>
+      <w:pPr>
+        <w:pBdr>
+          <w:bottom w:val="single" w:sz="6" w:space="1" w:color="auto"/>
+        </w:pBdr>
+        <w:rPr>
+          <w:lang w:val="en-US"/>
+        </w:rPr>
+      </w:pPr>
+      <w:r>
+        <w:rPr>
+          <w:lang w:val="en-US"/>
+        </w:rPr>
+        <w:tab/>
+        <w:t>Data access</w:t>
+      </w:r>
+    </w:p>
+    <w:p>
+      <w:pPr>
+        <w:rPr>
+          <w:lang w:val="en-US"/>
+        </w:rPr>
+      </w:pPr>
+      <w:r>
+        <w:rPr>
+          <w:lang w:val="en-US"/>
+        </w:rPr>
+        <w:t>Steps:</w:t>
+      </w:r>
+    </w:p>
+    <w:p>
+      <w:pPr>
+        <w:pStyle w:val="ListParagraph"/>
+        <w:numPr>
+          <w:ilvl w:val="0"/>
+          <w:numId w:val="35"/>
+        </w:numPr>
+        <w:rPr>
+          <w:lang w:val="en-US"/>
+        </w:rPr>
+      </w:pPr>
+      <w:r>
+        <w:rPr>
+          <w:lang w:val="en-US"/>
+        </w:rPr>
+        <w:t>Add the following starter dependency to pom.xml</w:t>
+      </w:r>
+    </w:p>
+    <w:p>
+      <w:pPr>
+        <w:pStyle w:val="ListParagraph"/>
+        <w:ind w:left="1440"/>
+        <w:rPr>
+          <w:lang w:val="en-US"/>
+        </w:rPr>
+      </w:pPr>
+      <w:r>
+        <w:rPr>
+          <w:lang w:val="en-US"/>
+        </w:rPr>
+        <w:t>&lt;dependency&gt;</w:t>
+      </w:r>
+    </w:p>
+    <w:p>
+      <w:pPr>
+        <w:pStyle w:val="ListParagraph"/>
+        <w:ind w:left="1440"/>
+        <w:rPr>
+          <w:lang w:val="en-US"/>
+        </w:rPr>
+      </w:pPr>
+      <w:r>
+        <w:rPr>
+          <w:lang w:val="en-US"/>
+        </w:rPr>
+        <w:tab/>
+      </w:r>
+      <w:proofErr w:type="gramStart"/>
+      <w:r>
+        <w:rPr>
+          <w:lang w:val="en-US"/>
+        </w:rPr>
+        <w:t>&lt;</w:t>
+      </w:r>
+      <w:proofErr w:type="spellStart"/>
+      <w:r>
+        <w:rPr>
+          <w:lang w:val="en-US"/>
+        </w:rPr>
+        <w:t>groupId</w:t>
+      </w:r>
+      <w:proofErr w:type="spellEnd"/>
+      <w:r>
+        <w:rPr>
+          <w:lang w:val="en-US"/>
+        </w:rPr>
+        <w:t>&gt;</w:t>
+      </w:r>
+      <w:proofErr w:type="spellStart"/>
+      <w:r>
+        <w:rPr>
+          <w:lang w:val="en-US"/>
+        </w:rPr>
+        <w:t>org.springframework.boot</w:t>
+      </w:r>
+      <w:proofErr w:type="spellEnd"/>
+      <w:proofErr w:type="gramEnd"/>
+      <w:r>
+        <w:rPr>
+          <w:lang w:val="en-US"/>
+        </w:rPr>
+        <w:t>&lt;/</w:t>
+      </w:r>
+      <w:proofErr w:type="spellStart"/>
+      <w:r>
+        <w:rPr>
+          <w:lang w:val="en-US"/>
+        </w:rPr>
+        <w:t>groupId</w:t>
+      </w:r>
+      <w:proofErr w:type="spellEnd"/>
+      <w:r>
+        <w:rPr>
+          <w:lang w:val="en-US"/>
+        </w:rPr>
+        <w:t>&gt;</w:t>
+      </w:r>
+    </w:p>
+    <w:p>
+      <w:pPr>
+        <w:pStyle w:val="ListParagraph"/>
+        <w:ind w:left="1440"/>
+        <w:rPr>
+          <w:lang w:val="en-US"/>
+        </w:rPr>
+      </w:pPr>
+      <w:r>
+        <w:rPr>
+          <w:lang w:val="en-US"/>
+        </w:rPr>
+        <w:tab/>
+        <w:t>&lt;</w:t>
+      </w:r>
+      <w:proofErr w:type="spellStart"/>
+      <w:r>
+        <w:rPr>
+          <w:lang w:val="en-US"/>
+        </w:rPr>
+        <w:t>artifactId</w:t>
+      </w:r>
+      <w:proofErr w:type="spellEnd"/>
+      <w:r>
+        <w:rPr>
+          <w:lang w:val="en-US"/>
+        </w:rPr>
+        <w:t>&gt;spring-boot-starter-data-</w:t>
+      </w:r>
+      <w:proofErr w:type="spellStart"/>
+      <w:r>
+        <w:rPr>
+          <w:lang w:val="en-US"/>
+        </w:rPr>
+        <w:t>jpa</w:t>
+      </w:r>
+      <w:proofErr w:type="spellEnd"/>
+      <w:r>
+        <w:rPr>
+          <w:lang w:val="en-US"/>
+        </w:rPr>
+        <w:t>&lt;/</w:t>
+      </w:r>
+      <w:proofErr w:type="spellStart"/>
+      <w:r>
+        <w:rPr>
+          <w:lang w:val="en-US"/>
+        </w:rPr>
+        <w:t>artifactId</w:t>
+      </w:r>
+      <w:proofErr w:type="spellEnd"/>
+      <w:r>
+        <w:rPr>
+          <w:lang w:val="en-US"/>
+        </w:rPr>
+        <w:t>&gt;</w:t>
+      </w:r>
+    </w:p>
+    <w:p>
+      <w:pPr>
+        <w:pStyle w:val="ListParagraph"/>
+        <w:ind w:left="1440"/>
+        <w:rPr>
+          <w:lang w:val="en-US"/>
+        </w:rPr>
+      </w:pPr>
+      <w:r>
+        <w:rPr>
+          <w:lang w:val="en-US"/>
+        </w:rPr>
+        <w:t>&lt;/dependency&gt;</w:t>
+      </w:r>
+    </w:p>
+    <w:p>
+      <w:pPr>
+        <w:pStyle w:val="ListParagraph"/>
+        <w:ind w:left="1440"/>
+        <w:rPr>
+          <w:lang w:val="en-US"/>
+        </w:rPr>
+      </w:pPr>
+      <w:proofErr w:type="gramStart"/>
+      <w:r>
+        <w:rPr>
+          <w:lang w:val="en-US"/>
+        </w:rPr>
+        <w:t>&lt;!--</w:t>
+      </w:r>
+      <w:proofErr w:type="gramEnd"/>
+      <w:r>
+        <w:rPr>
+          <w:lang w:val="en-US"/>
+        </w:rPr>
+        <w:t xml:space="preserve"> https://mvnrepository.com/artifact/mysql/mysql-connector-java --&gt;</w:t>
+      </w:r>
+    </w:p>
+    <w:p>
+      <w:pPr>
+        <w:pStyle w:val="ListParagraph"/>
+        <w:ind w:left="1440"/>
+        <w:rPr>
+          <w:lang w:val="en-US"/>
+        </w:rPr>
+      </w:pPr>
+      <w:r>
+        <w:rPr>
+          <w:lang w:val="en-US"/>
+        </w:rPr>
+        <w:t>&lt;dependency&gt;</w:t>
+      </w:r>
+    </w:p>
+    <w:p>
+      <w:pPr>
+        <w:pStyle w:val="ListParagraph"/>
+        <w:ind w:left="1440"/>
+        <w:rPr>
+          <w:lang w:val="en-US"/>
+        </w:rPr>
+      </w:pPr>
+      <w:r>
+        <w:rPr>
+          <w:lang w:val="en-US"/>
+        </w:rPr>
+        <w:t xml:space="preserve">    &lt;</w:t>
+      </w:r>
+      <w:proofErr w:type="spellStart"/>
+      <w:r>
+        <w:rPr>
+          <w:lang w:val="en-US"/>
+        </w:rPr>
+        <w:t>groupId</w:t>
+      </w:r>
+      <w:proofErr w:type="spellEnd"/>
+      <w:r>
+        <w:rPr>
+          <w:lang w:val="en-US"/>
+        </w:rPr>
+        <w:t>&gt;</w:t>
+      </w:r>
+      <w:proofErr w:type="spellStart"/>
+      <w:r>
+        <w:rPr>
+          <w:lang w:val="en-US"/>
+        </w:rPr>
+        <w:t>mysql</w:t>
+      </w:r>
+      <w:proofErr w:type="spellEnd"/>
+      <w:r>
+        <w:rPr>
+          <w:lang w:val="en-US"/>
+        </w:rPr>
+        <w:t>&lt;/</w:t>
+      </w:r>
+      <w:proofErr w:type="spellStart"/>
+      <w:r>
+        <w:rPr>
+          <w:lang w:val="en-US"/>
+        </w:rPr>
+        <w:t>groupId</w:t>
+      </w:r>
+      <w:proofErr w:type="spellEnd"/>
+      <w:r>
+        <w:rPr>
+          <w:lang w:val="en-US"/>
+        </w:rPr>
+        <w:t>&gt;</w:t>
+      </w:r>
+    </w:p>
+    <w:p>
+      <w:pPr>
+        <w:pStyle w:val="ListParagraph"/>
+        <w:ind w:left="1440"/>
+        <w:rPr>
+          <w:lang w:val="en-US"/>
+        </w:rPr>
+      </w:pPr>
+      <w:r>
+        <w:rPr>
+          <w:lang w:val="en-US"/>
+        </w:rPr>
+        <w:t xml:space="preserve">    &lt;</w:t>
+      </w:r>
+      <w:proofErr w:type="spellStart"/>
+      <w:r>
+        <w:rPr>
+          <w:lang w:val="en-US"/>
+        </w:rPr>
+        <w:t>artifactId</w:t>
+      </w:r>
+      <w:proofErr w:type="spellEnd"/>
+      <w:r>
+        <w:rPr>
+          <w:lang w:val="en-US"/>
+        </w:rPr>
+        <w:t>&gt;</w:t>
+      </w:r>
+      <w:proofErr w:type="spellStart"/>
+      <w:r>
+        <w:rPr>
+          <w:lang w:val="en-US"/>
+        </w:rPr>
+        <w:t>mysql</w:t>
+      </w:r>
+      <w:proofErr w:type="spellEnd"/>
+      <w:r>
+        <w:rPr>
+          <w:lang w:val="en-US"/>
+        </w:rPr>
+        <w:t>-connector-java&lt;/</w:t>
+      </w:r>
+      <w:proofErr w:type="spellStart"/>
+      <w:r>
+        <w:rPr>
+          <w:lang w:val="en-US"/>
+        </w:rPr>
+        <w:t>artifactId</w:t>
+      </w:r>
+      <w:proofErr w:type="spellEnd"/>
+      <w:r>
+        <w:rPr>
+          <w:lang w:val="en-US"/>
+        </w:rPr>
+        <w:t>&gt;</w:t>
+      </w:r>
+    </w:p>
+    <w:p>
+      <w:pPr>
+        <w:pStyle w:val="ListParagraph"/>
+        <w:ind w:left="1440"/>
+        <w:rPr>
+          <w:lang w:val="en-US"/>
+        </w:rPr>
+      </w:pPr>
+      <w:r>
+        <w:rPr>
+          <w:lang w:val="en-US"/>
+        </w:rPr>
+        <w:lastRenderedPageBreak/>
+        <w:t xml:space="preserve">    &lt;version&gt;5.1.47&lt;/version&gt;</w:t>
+      </w:r>
+    </w:p>
+    <w:p>
+      <w:pPr>
+        <w:pStyle w:val="ListParagraph"/>
+        <w:ind w:left="1440"/>
+        <w:rPr>
+          <w:lang w:val="en-US"/>
+        </w:rPr>
+      </w:pPr>
+      <w:r>
+        <w:rPr>
+          <w:lang w:val="en-US"/>
+        </w:rPr>
+        <w:t>&lt;/dependency&gt;</w:t>
+      </w:r>
+    </w:p>
+    <w:p>
+      <w:pPr>
+        <w:pStyle w:val="ListParagraph"/>
+        <w:numPr>
+          <w:ilvl w:val="0"/>
+          <w:numId w:val="35"/>
+        </w:numPr>
+        <w:rPr>
+          <w:lang w:val="en-US"/>
+        </w:rPr>
+      </w:pPr>
+      <w:r>
+        <w:rPr>
+          <w:lang w:val="en-US"/>
+        </w:rPr>
+        <w:t>Create entity class</w:t>
+      </w:r>
+    </w:p>
+    <w:p>
+      <w:pPr>
+        <w:ind w:left="1440"/>
+        <w:rPr>
+          <w:lang w:val="en-US"/>
+        </w:rPr>
+      </w:pPr>
+      <w:r>
+        <w:rPr>
+          <w:lang w:val="en-US"/>
+        </w:rPr>
+        <w:t>We have already created Employee class</w:t>
+      </w:r>
+    </w:p>
+    <w:p>
+      <w:pPr>
+        <w:ind w:left="1440"/>
+        <w:rPr>
+          <w:lang w:val="en-US"/>
+        </w:rPr>
+      </w:pPr>
+      <w:r>
+        <w:rPr>
+          <w:lang w:val="en-US"/>
+        </w:rPr>
+        <w:t>In that class, we need to mark that class is an entity class</w:t>
+      </w:r>
+    </w:p>
+    <w:p>
+      <w:pPr>
+        <w:ind w:left="1440"/>
+        <w:rPr>
+          <w:lang w:val="en-US"/>
+        </w:rPr>
+      </w:pPr>
+      <w:r>
+        <w:rPr>
+          <w:lang w:val="en-US"/>
+        </w:rPr>
+        <w:t>Reminder:</w:t>
+      </w:r>
+      <w:r>
+        <w:rPr>
+          <w:lang w:val="en-US"/>
+        </w:rPr>
+        <w:tab/>
+        <w:t xml:space="preserve">lets understand annotations of </w:t>
+      </w:r>
+      <w:proofErr w:type="spellStart"/>
+      <w:r>
+        <w:rPr>
+          <w:lang w:val="en-US"/>
+        </w:rPr>
+        <w:t>jpa</w:t>
+      </w:r>
+      <w:proofErr w:type="spellEnd"/>
+      <w:r>
+        <w:rPr>
+          <w:lang w:val="en-US"/>
+        </w:rPr>
+        <w:tab/>
+      </w:r>
+    </w:p>
+    <w:p>
+      <w:pPr>
+        <w:ind w:left="1440"/>
+        <w:rPr>
+          <w:lang w:val="en-US"/>
+        </w:rPr>
+      </w:pPr>
+    </w:p>
+    <w:p>
+      <w:pPr>
+        <w:ind w:left="1440"/>
+        <w:rPr>
+          <w:lang w:val="en-US"/>
+        </w:rPr>
+      </w:pPr>
+      <w:r>
+        <w:rPr>
+          <w:lang w:val="en-US"/>
+        </w:rPr>
+        <w:t>@Entity</w:t>
+      </w:r>
+    </w:p>
+    <w:p>
+      <w:pPr>
+        <w:ind w:left="1440"/>
+        <w:rPr>
+          <w:lang w:val="en-US"/>
+        </w:rPr>
+      </w:pPr>
+      <w:r>
+        <w:rPr>
+          <w:lang w:val="en-US"/>
+        </w:rPr>
+        <w:t>public class Employee {</w:t>
+      </w:r>
+    </w:p>
+    <w:p>
+      <w:pPr>
+        <w:ind w:left="1440"/>
+        <w:rPr>
+          <w:lang w:val="en-US"/>
+        </w:rPr>
+      </w:pPr>
+      <w:r>
+        <w:rPr>
+          <w:lang w:val="en-US"/>
+        </w:rPr>
+        <w:tab/>
+        <w:t>@Id</w:t>
+      </w:r>
+    </w:p>
+    <w:p>
+      <w:pPr>
+        <w:ind w:left="1440"/>
+        <w:rPr>
+          <w:lang w:val="en-US"/>
+        </w:rPr>
+      </w:pPr>
+      <w:r>
+        <w:rPr>
+          <w:lang w:val="en-US"/>
+        </w:rPr>
+        <w:tab/>
+        <w:t>@</w:t>
+      </w:r>
+      <w:proofErr w:type="gramStart"/>
+      <w:r>
+        <w:rPr>
+          <w:lang w:val="en-US"/>
+        </w:rPr>
+        <w:t>GeneratedValue(</w:t>
+      </w:r>
+      <w:proofErr w:type="gramEnd"/>
+      <w:r>
+        <w:rPr>
+          <w:lang w:val="en-US"/>
+        </w:rPr>
+        <w:t xml:space="preserve">strategy = </w:t>
+      </w:r>
+      <w:proofErr w:type="spellStart"/>
+      <w:r>
+        <w:rPr>
+          <w:lang w:val="en-US"/>
+        </w:rPr>
+        <w:t>GenerationType.AUTO</w:t>
+      </w:r>
+      <w:proofErr w:type="spellEnd"/>
+      <w:r>
+        <w:rPr>
+          <w:lang w:val="en-US"/>
+        </w:rPr>
+        <w:t>)</w:t>
+      </w:r>
+    </w:p>
+    <w:p>
+      <w:pPr>
+        <w:ind w:left="1440"/>
+        <w:rPr>
+          <w:lang w:val="en-US"/>
+        </w:rPr>
+      </w:pPr>
+      <w:r>
+        <w:rPr>
+          <w:lang w:val="en-US"/>
+        </w:rPr>
+        <w:tab/>
+        <w:t>private Integer id;</w:t>
+      </w:r>
+    </w:p>
+    <w:p>
+      <w:pPr>
+        <w:ind w:left="1440"/>
+        <w:rPr>
+          <w:lang w:val="en-US"/>
+        </w:rPr>
+      </w:pPr>
+      <w:r>
+        <w:rPr>
+          <w:lang w:val="en-US"/>
+        </w:rPr>
+        <w:tab/>
+        <w:t>private String name;</w:t>
+      </w:r>
+    </w:p>
+    <w:p>
+      <w:pPr>
+        <w:ind w:left="1440"/>
+        <w:rPr>
+          <w:lang w:val="en-US"/>
+        </w:rPr>
+      </w:pPr>
+      <w:r>
+        <w:rPr>
+          <w:lang w:val="en-US"/>
+        </w:rPr>
+        <w:tab/>
+        <w:t>private String department;</w:t>
+      </w:r>
+    </w:p>
+    <w:p>
+      <w:pPr>
+        <w:ind w:left="1440"/>
+        <w:rPr>
+          <w:lang w:val="en-US"/>
+        </w:rPr>
+      </w:pPr>
+    </w:p>
+    <w:p>
+      <w:pPr>
+        <w:pStyle w:val="ListParagraph"/>
+        <w:numPr>
+          <w:ilvl w:val="0"/>
+          <w:numId w:val="35"/>
+        </w:numPr>
+        <w:rPr>
+          <w:lang w:val="en-US"/>
+        </w:rPr>
+      </w:pPr>
+      <w:r>
+        <w:rPr>
+          <w:lang w:val="en-US"/>
+        </w:rPr>
+        <w:t xml:space="preserve">Create an interface that extends </w:t>
+      </w:r>
+      <w:proofErr w:type="spellStart"/>
+      <w:r>
+        <w:rPr>
+          <w:lang w:val="en-US"/>
+        </w:rPr>
+        <w:t>JpaRepository</w:t>
+      </w:r>
+      <w:proofErr w:type="spellEnd"/>
+    </w:p>
+    <w:p>
+      <w:pPr>
+        <w:pStyle w:val="ListParagraph"/>
+        <w:rPr>
+          <w:lang w:val="en-US"/>
+        </w:rPr>
+      </w:pPr>
+      <w:r>
+        <w:rPr>
+          <w:lang w:val="en-US"/>
+        </w:rPr>
+        <w:t xml:space="preserve">package </w:t>
+      </w:r>
+      <w:proofErr w:type="spellStart"/>
+      <w:proofErr w:type="gramStart"/>
+      <w:r>
+        <w:rPr>
+          <w:lang w:val="en-US"/>
+        </w:rPr>
+        <w:t>com.ust.rest</w:t>
+      </w:r>
+      <w:proofErr w:type="gramEnd"/>
+      <w:r>
+        <w:rPr>
+          <w:lang w:val="en-US"/>
+        </w:rPr>
+        <w:t>.model</w:t>
+      </w:r>
+      <w:proofErr w:type="spellEnd"/>
+      <w:r>
+        <w:rPr>
+          <w:lang w:val="en-US"/>
+        </w:rPr>
+        <w:t>;</w:t>
+      </w:r>
+    </w:p>
+    <w:p>
+      <w:pPr>
+        <w:pStyle w:val="ListParagraph"/>
+        <w:rPr>
+          <w:lang w:val="en-US"/>
+        </w:rPr>
+      </w:pPr>
+    </w:p>
+    <w:p>
+      <w:pPr>
+        <w:pStyle w:val="ListParagraph"/>
+        <w:rPr>
+          <w:lang w:val="en-US"/>
+        </w:rPr>
+      </w:pPr>
+      <w:r>
+        <w:rPr>
+          <w:lang w:val="en-US"/>
+        </w:rPr>
+        <w:t xml:space="preserve">import </w:t>
+      </w:r>
+      <w:proofErr w:type="spellStart"/>
+      <w:proofErr w:type="gramStart"/>
+      <w:r>
+        <w:rPr>
+          <w:lang w:val="en-US"/>
+        </w:rPr>
+        <w:t>org.springframework.data.jpa.repository</w:t>
+      </w:r>
+      <w:proofErr w:type="gramEnd"/>
+      <w:r>
+        <w:rPr>
+          <w:lang w:val="en-US"/>
+        </w:rPr>
+        <w:t>.JpaRepository</w:t>
+      </w:r>
+      <w:proofErr w:type="spellEnd"/>
+      <w:r>
+        <w:rPr>
+          <w:lang w:val="en-US"/>
+        </w:rPr>
+        <w:t>;</w:t>
+      </w:r>
+    </w:p>
+    <w:p>
+      <w:pPr>
+        <w:pStyle w:val="ListParagraph"/>
+        <w:rPr>
+          <w:lang w:val="en-US"/>
+        </w:rPr>
+      </w:pPr>
+      <w:r>
+        <w:rPr>
+          <w:lang w:val="en-US"/>
+        </w:rPr>
+        <w:t xml:space="preserve">import </w:t>
+      </w:r>
+      <w:proofErr w:type="spellStart"/>
+      <w:proofErr w:type="gramStart"/>
+      <w:r>
+        <w:rPr>
+          <w:lang w:val="en-US"/>
+        </w:rPr>
+        <w:t>org.springframework</w:t>
+      </w:r>
+      <w:proofErr w:type="gramEnd"/>
+      <w:r>
+        <w:rPr>
+          <w:lang w:val="en-US"/>
+        </w:rPr>
+        <w:t>.stereotype.Repository</w:t>
+      </w:r>
+      <w:proofErr w:type="spellEnd"/>
+      <w:r>
+        <w:rPr>
+          <w:lang w:val="en-US"/>
+        </w:rPr>
+        <w:t>;</w:t>
+      </w:r>
+    </w:p>
+    <w:p>
+      <w:pPr>
+        <w:pStyle w:val="ListParagraph"/>
+        <w:rPr>
+          <w:lang w:val="en-US"/>
+        </w:rPr>
+      </w:pPr>
+    </w:p>
+    <w:p>
+      <w:pPr>
+        <w:pStyle w:val="ListParagraph"/>
+        <w:rPr>
+          <w:lang w:val="en-US"/>
+        </w:rPr>
+      </w:pPr>
+      <w:r>
+        <w:rPr>
+          <w:lang w:val="en-US"/>
+        </w:rPr>
+        <w:t>@Repository</w:t>
+      </w:r>
+    </w:p>
+    <w:p>
+      <w:pPr>
+        <w:pStyle w:val="ListParagraph"/>
+        <w:rPr>
+          <w:lang w:val="en-US"/>
+        </w:rPr>
+      </w:pPr>
+      <w:r>
+        <w:rPr>
+          <w:lang w:val="en-US"/>
+        </w:rPr>
+        <w:t xml:space="preserve">public interface </w:t>
+      </w:r>
+      <w:proofErr w:type="spellStart"/>
+      <w:r>
+        <w:rPr>
+          <w:lang w:val="en-US"/>
+        </w:rPr>
+        <w:t>EmployeeRepository</w:t>
+      </w:r>
+      <w:proofErr w:type="spellEnd"/>
+      <w:r>
+        <w:rPr>
+          <w:lang w:val="en-US"/>
+        </w:rPr>
+        <w:t xml:space="preserve"> extends </w:t>
+      </w:r>
+      <w:proofErr w:type="spellStart"/>
+      <w:r>
+        <w:rPr>
+          <w:lang w:val="en-US"/>
+        </w:rPr>
+        <w:t>JpaRepository</w:t>
+      </w:r>
+      <w:proofErr w:type="spellEnd"/>
+      <w:r>
+        <w:rPr>
+          <w:lang w:val="en-US"/>
+        </w:rPr>
+        <w:t>&lt;Employee, Integer&gt;</w:t>
+      </w:r>
+    </w:p>
+    <w:p>
+      <w:pPr>
+        <w:pStyle w:val="ListParagraph"/>
+        <w:rPr>
+          <w:lang w:val="en-US"/>
+        </w:rPr>
+      </w:pPr>
+      <w:r>
+        <w:rPr>
+          <w:lang w:val="en-US"/>
+        </w:rPr>
+        <w:t>{</w:t>
+      </w:r>
+    </w:p>
+    <w:p>
+      <w:pPr>
+        <w:pStyle w:val="ListParagraph"/>
+        <w:rPr>
+          <w:lang w:val="en-US"/>
+        </w:rPr>
+      </w:pPr>
+    </w:p>
+    <w:p>
+      <w:pPr>
+        <w:pStyle w:val="ListParagraph"/>
+      </w:pPr>
+      <w:r>
+        <w:rPr>
+          <w:lang w:val="en-US"/>
+        </w:rPr>
+        <w:t>}</w:t>
+      </w:r>
     </w:p>
     <w:sectPr>
       <w:pgSz w:w="11906" w:h="16838"/>
@@ -3977,6 +4848,95 @@
     </w:lvl>
   </w:abstractNum>
   <w:abstractNum w:abstractNumId="24" w15:restartNumberingAfterBreak="0">
+    <w:nsid w:val="4C2D0EDD"/>
+    <w:multiLevelType w:val="hybridMultilevel"/>
+    <w:tmpl w:val="CAD25936"/>
+    <w:lvl w:ilvl="0" w:tplc="40090011">
+      <w:start w:val="1"/>
+      <w:numFmt w:val="decimal"/>
+      <w:lvlText w:val="%1)"/>
+      <w:lvlJc w:val="left"/>
+      <w:pPr>
+        <w:ind w:left="720" w:hanging="360"/>
+      </w:pPr>
+      <w:rPr>
+        <w:rFonts w:hint="default"/>
+      </w:rPr>
+    </w:lvl>
+    <w:lvl w:ilvl="1" w:tplc="40090019">
+      <w:start w:val="1"/>
+      <w:numFmt w:val="lowerLetter"/>
+      <w:lvlText w:val="%2."/>
+      <w:lvlJc w:val="left"/>
+      <w:pPr>
+        <w:ind w:left="1440" w:hanging="360"/>
+      </w:pPr>
+    </w:lvl>
+    <w:lvl w:ilvl="2" w:tplc="4009001B" w:tentative="1">
+      <w:start w:val="1"/>
+      <w:numFmt w:val="lowerRoman"/>
+      <w:lvlText w:val="%3."/>
+      <w:lvlJc w:val="right"/>
+      <w:pPr>
+        <w:ind w:left="2160" w:hanging="180"/>
+      </w:pPr>
+    </w:lvl>
+    <w:lvl w:ilvl="3" w:tplc="4009000F" w:tentative="1">
+      <w:start w:val="1"/>
+      <w:numFmt w:val="decimal"/>
+      <w:lvlText w:val="%4."/>
+      <w:lvlJc w:val="left"/>
+      <w:pPr>
+        <w:ind w:left="2880" w:hanging="360"/>
+      </w:pPr>
+    </w:lvl>
+    <w:lvl w:ilvl="4" w:tplc="40090019" w:tentative="1">
+      <w:start w:val="1"/>
+      <w:numFmt w:val="lowerLetter"/>
+      <w:lvlText w:val="%5."/>
+      <w:lvlJc w:val="left"/>
+      <w:pPr>
+        <w:ind w:left="3600" w:hanging="360"/>
+      </w:pPr>
+    </w:lvl>
+    <w:lvl w:ilvl="5" w:tplc="4009001B" w:tentative="1">
+      <w:start w:val="1"/>
+      <w:numFmt w:val="lowerRoman"/>
+      <w:lvlText w:val="%6."/>
+      <w:lvlJc w:val="right"/>
+      <w:pPr>
+        <w:ind w:left="4320" w:hanging="180"/>
+      </w:pPr>
+    </w:lvl>
+    <w:lvl w:ilvl="6" w:tplc="4009000F" w:tentative="1">
+      <w:start w:val="1"/>
+      <w:numFmt w:val="decimal"/>
+      <w:lvlText w:val="%7."/>
+      <w:lvlJc w:val="left"/>
+      <w:pPr>
+        <w:ind w:left="5040" w:hanging="360"/>
+      </w:pPr>
+    </w:lvl>
+    <w:lvl w:ilvl="7" w:tplc="40090019" w:tentative="1">
+      <w:start w:val="1"/>
+      <w:numFmt w:val="lowerLetter"/>
+      <w:lvlText w:val="%8."/>
+      <w:lvlJc w:val="left"/>
+      <w:pPr>
+        <w:ind w:left="5760" w:hanging="360"/>
+      </w:pPr>
+    </w:lvl>
+    <w:lvl w:ilvl="8" w:tplc="4009001B" w:tentative="1">
+      <w:start w:val="1"/>
+      <w:numFmt w:val="lowerRoman"/>
+      <w:lvlText w:val="%9."/>
+      <w:lvlJc w:val="right"/>
+      <w:pPr>
+        <w:ind w:left="6480" w:hanging="180"/>
+      </w:pPr>
+    </w:lvl>
+  </w:abstractNum>
+  <w:abstractNum w:abstractNumId="25" w15:restartNumberingAfterBreak="0">
     <w:nsid w:val="4D4A61D0"/>
     <w:multiLevelType w:val="hybridMultilevel"/>
     <w:tmpl w:val="5D8AD1F8"/>
@@ -4065,7 +5025,7 @@
       </w:pPr>
     </w:lvl>
   </w:abstractNum>
-  <w:abstractNum w:abstractNumId="25" w15:restartNumberingAfterBreak="0">
+  <w:abstractNum w:abstractNumId="26" w15:restartNumberingAfterBreak="0">
     <w:nsid w:val="4DEC2D73"/>
     <w:multiLevelType w:val="hybridMultilevel"/>
     <w:tmpl w:val="C7AEEE82"/>
@@ -4154,7 +5114,7 @@
       </w:pPr>
     </w:lvl>
   </w:abstractNum>
-  <w:abstractNum w:abstractNumId="26" w15:restartNumberingAfterBreak="0">
+  <w:abstractNum w:abstractNumId="27" w15:restartNumberingAfterBreak="0">
     <w:nsid w:val="4E623DFA"/>
     <w:multiLevelType w:val="hybridMultilevel"/>
     <w:tmpl w:val="021AF668"/>
@@ -4243,7 +5203,7 @@
       </w:pPr>
     </w:lvl>
   </w:abstractNum>
-  <w:abstractNum w:abstractNumId="27" w15:restartNumberingAfterBreak="0">
+  <w:abstractNum w:abstractNumId="28" w15:restartNumberingAfterBreak="0">
     <w:nsid w:val="54127FD6"/>
     <w:multiLevelType w:val="hybridMultilevel"/>
     <w:tmpl w:val="36FCCE30"/>
@@ -4332,7 +5292,7 @@
       </w:pPr>
     </w:lvl>
   </w:abstractNum>
-  <w:abstractNum w:abstractNumId="28" w15:restartNumberingAfterBreak="0">
+  <w:abstractNum w:abstractNumId="29" w15:restartNumberingAfterBreak="0">
     <w:nsid w:val="594E4C74"/>
     <w:multiLevelType w:val="multilevel"/>
     <w:tmpl w:val="8E90BD50"/>
@@ -4445,7 +5405,7 @@
       </w:pPr>
     </w:lvl>
   </w:abstractNum>
-  <w:abstractNum w:abstractNumId="29" w15:restartNumberingAfterBreak="0">
+  <w:abstractNum w:abstractNumId="30" w15:restartNumberingAfterBreak="0">
     <w:nsid w:val="606D0710"/>
     <w:multiLevelType w:val="hybridMultilevel"/>
     <w:tmpl w:val="EDF20E34"/>
@@ -4534,7 +5494,7 @@
       </w:pPr>
     </w:lvl>
   </w:abstractNum>
-  <w:abstractNum w:abstractNumId="30" w15:restartNumberingAfterBreak="0">
+  <w:abstractNum w:abstractNumId="31" w15:restartNumberingAfterBreak="0">
     <w:nsid w:val="69967D90"/>
     <w:multiLevelType w:val="hybridMultilevel"/>
     <w:tmpl w:val="1F2AE446"/>
@@ -4623,7 +5583,7 @@
       </w:pPr>
     </w:lvl>
   </w:abstractNum>
-  <w:abstractNum w:abstractNumId="31" w15:restartNumberingAfterBreak="0">
+  <w:abstractNum w:abstractNumId="32" w15:restartNumberingAfterBreak="0">
     <w:nsid w:val="6A39648A"/>
     <w:multiLevelType w:val="hybridMultilevel"/>
     <w:tmpl w:val="E7B24DF4"/>
@@ -4712,7 +5672,7 @@
       </w:pPr>
     </w:lvl>
   </w:abstractNum>
-  <w:abstractNum w:abstractNumId="32" w15:restartNumberingAfterBreak="0">
+  <w:abstractNum w:abstractNumId="33" w15:restartNumberingAfterBreak="0">
     <w:nsid w:val="6E4C1B67"/>
     <w:multiLevelType w:val="hybridMultilevel"/>
     <w:tmpl w:val="CAD033F6"/>
@@ -4801,7 +5761,7 @@
       </w:pPr>
     </w:lvl>
   </w:abstractNum>
-  <w:abstractNum w:abstractNumId="33" w15:restartNumberingAfterBreak="0">
+  <w:abstractNum w:abstractNumId="34" w15:restartNumberingAfterBreak="0">
     <w:nsid w:val="78D66A19"/>
     <w:multiLevelType w:val="hybridMultilevel"/>
     <w:tmpl w:val="4862567A"/>
@@ -4897,7 +5857,7 @@
     <w:abstractNumId w:val="10"/>
   </w:num>
   <w:num w:numId="3">
-    <w:abstractNumId w:val="26"/>
+    <w:abstractNumId w:val="27"/>
   </w:num>
   <w:num w:numId="4">
     <w:abstractNumId w:val="6"/>
@@ -4930,13 +5890,13 @@
     <w:abstractNumId w:val="20"/>
   </w:num>
   <w:num w:numId="14">
-    <w:abstractNumId w:val="28"/>
+    <w:abstractNumId w:val="29"/>
   </w:num>
   <w:num w:numId="15">
     <w:abstractNumId w:val="22"/>
   </w:num>
   <w:num w:numId="16">
-    <w:abstractNumId w:val="29"/>
+    <w:abstractNumId w:val="30"/>
   </w:num>
   <w:num w:numId="17">
     <w:abstractNumId w:val="5"/>
@@ -4945,28 +5905,28 @@
     <w:abstractNumId w:val="8"/>
   </w:num>
   <w:num w:numId="19">
-    <w:abstractNumId w:val="27"/>
+    <w:abstractNumId w:val="28"/>
   </w:num>
   <w:num w:numId="20">
     <w:abstractNumId w:val="1"/>
   </w:num>
   <w:num w:numId="21">
-    <w:abstractNumId w:val="32"/>
+    <w:abstractNumId w:val="33"/>
   </w:num>
   <w:num w:numId="22">
     <w:abstractNumId w:val="4"/>
   </w:num>
   <w:num w:numId="23">
-    <w:abstractNumId w:val="25"/>
+    <w:abstractNumId w:val="26"/>
   </w:num>
   <w:num w:numId="24">
-    <w:abstractNumId w:val="33"/>
+    <w:abstractNumId w:val="34"/>
   </w:num>
   <w:num w:numId="25">
-    <w:abstractNumId w:val="30"/>
+    <w:abstractNumId w:val="31"/>
   </w:num>
   <w:num w:numId="26">
-    <w:abstractNumId w:val="24"/>
+    <w:abstractNumId w:val="25"/>
   </w:num>
   <w:num w:numId="27">
     <w:abstractNumId w:val="12"/>
@@ -4978,7 +5938,7 @@
     <w:abstractNumId w:val="3"/>
   </w:num>
   <w:num w:numId="30">
-    <w:abstractNumId w:val="31"/>
+    <w:abstractNumId w:val="32"/>
   </w:num>
   <w:num w:numId="31">
     <w:abstractNumId w:val="19"/>
@@ -4991,6 +5951,9 @@
   </w:num>
   <w:num w:numId="34">
     <w:abstractNumId w:val="0"/>
+  </w:num>
+  <w:num w:numId="35">
+    <w:abstractNumId w:val="24"/>
   </w:num>
 </w:numbering>
 </file>

--- a/notes_31May2023.docx
+++ b/notes_31May2023.docx
@@ -479,7 +479,6 @@
         <w:t>If port number is not available, change the port (</w:t>
       </w:r>
       <w:proofErr w:type="spellStart"/>
-      <w:proofErr w:type="gramStart"/>
       <w:r>
         <w:rPr>
           <w:lang w:val="en-US"/>
@@ -487,7 +486,6 @@
         <w:t>server.port</w:t>
       </w:r>
       <w:proofErr w:type="spellEnd"/>
-      <w:proofErr w:type="gramEnd"/>
       <w:r>
         <w:rPr>
           <w:lang w:val="en-US"/>
@@ -527,7 +525,6 @@
         <w:t xml:space="preserve">package </w:t>
       </w:r>
       <w:proofErr w:type="spellStart"/>
-      <w:proofErr w:type="gramStart"/>
       <w:r>
         <w:rPr>
           <w:lang w:val="en-US"/>
@@ -535,7 +532,6 @@
         <w:t>com.ust.rest</w:t>
       </w:r>
       <w:proofErr w:type="spellEnd"/>
-      <w:proofErr w:type="gramEnd"/>
       <w:r>
         <w:rPr>
           <w:lang w:val="en-US"/>
@@ -565,19 +561,11 @@
         <w:t xml:space="preserve">import </w:t>
       </w:r>
       <w:proofErr w:type="spellStart"/>
-      <w:proofErr w:type="gramStart"/>
-      <w:r>
-        <w:rPr>
-          <w:lang w:val="en-US"/>
-        </w:rPr>
-        <w:t>org.springframework.web.bind</w:t>
-      </w:r>
-      <w:proofErr w:type="gramEnd"/>
-      <w:r>
-        <w:rPr>
-          <w:lang w:val="en-US"/>
-        </w:rPr>
-        <w:t>.annotation.GetMapping</w:t>
+      <w:r>
+        <w:rPr>
+          <w:lang w:val="en-US"/>
+        </w:rPr>
+        <w:t>org.springframework.web.bind.annotation.GetMapping</w:t>
       </w:r>
       <w:proofErr w:type="spellEnd"/>
       <w:r>
@@ -601,19 +589,11 @@
         <w:t xml:space="preserve">import </w:t>
       </w:r>
       <w:proofErr w:type="spellStart"/>
-      <w:proofErr w:type="gramStart"/>
-      <w:r>
-        <w:rPr>
-          <w:lang w:val="en-US"/>
-        </w:rPr>
-        <w:t>org.springframework.web.bind</w:t>
-      </w:r>
-      <w:proofErr w:type="gramEnd"/>
-      <w:r>
-        <w:rPr>
-          <w:lang w:val="en-US"/>
-        </w:rPr>
-        <w:t>.annotation.RestController</w:t>
+      <w:r>
+        <w:rPr>
+          <w:lang w:val="en-US"/>
+        </w:rPr>
+        <w:t>org.springframework.web.bind.annotation.RestController</w:t>
       </w:r>
       <w:proofErr w:type="spellEnd"/>
       <w:r>
@@ -714,21 +694,7 @@
           <w:lang w:val="en-US"/>
         </w:rPr>
         <w:tab/>
-        <w:t xml:space="preserve">public String </w:t>
-      </w:r>
-      <w:proofErr w:type="gramStart"/>
-      <w:r>
-        <w:rPr>
-          <w:lang w:val="en-US"/>
-        </w:rPr>
-        <w:t>home(</w:t>
-      </w:r>
-      <w:proofErr w:type="gramEnd"/>
-      <w:r>
-        <w:rPr>
-          <w:lang w:val="en-US"/>
-        </w:rPr>
-        <w:t>)</w:t>
+        <w:t>public String home()</w:t>
       </w:r>
     </w:p>
     <w:p>
@@ -943,7 +909,6 @@
         <w:t xml:space="preserve">package </w:t>
       </w:r>
       <w:proofErr w:type="spellStart"/>
-      <w:proofErr w:type="gramStart"/>
       <w:r>
         <w:rPr>
           <w:lang w:val="en-US"/>
@@ -951,7 +916,6 @@
         <w:t>com.ust.rest</w:t>
       </w:r>
       <w:proofErr w:type="spellEnd"/>
-      <w:proofErr w:type="gramEnd"/>
       <w:r>
         <w:rPr>
           <w:lang w:val="en-US"/>
@@ -979,19 +943,11 @@
         <w:t xml:space="preserve">import </w:t>
       </w:r>
       <w:proofErr w:type="spellStart"/>
-      <w:proofErr w:type="gramStart"/>
-      <w:r>
-        <w:rPr>
-          <w:lang w:val="en-US"/>
-        </w:rPr>
-        <w:t>org.springframework</w:t>
-      </w:r>
-      <w:proofErr w:type="gramEnd"/>
-      <w:r>
-        <w:rPr>
-          <w:lang w:val="en-US"/>
-        </w:rPr>
-        <w:t>.stereotype.Controller</w:t>
+      <w:r>
+        <w:rPr>
+          <w:lang w:val="en-US"/>
+        </w:rPr>
+        <w:t>org.springframework.stereotype.Controller</w:t>
       </w:r>
       <w:proofErr w:type="spellEnd"/>
       <w:r>
@@ -1014,19 +970,11 @@
         <w:t xml:space="preserve">import </w:t>
       </w:r>
       <w:proofErr w:type="spellStart"/>
-      <w:proofErr w:type="gramStart"/>
-      <w:r>
-        <w:rPr>
-          <w:lang w:val="en-US"/>
-        </w:rPr>
-        <w:t>org.springframework.web.bind</w:t>
-      </w:r>
-      <w:proofErr w:type="gramEnd"/>
-      <w:r>
-        <w:rPr>
-          <w:lang w:val="en-US"/>
-        </w:rPr>
-        <w:t>.annotation.GetMapping</w:t>
+      <w:r>
+        <w:rPr>
+          <w:lang w:val="en-US"/>
+        </w:rPr>
+        <w:t>org.springframework.web.bind.annotation.GetMapping</w:t>
       </w:r>
       <w:proofErr w:type="spellEnd"/>
       <w:r>
@@ -1049,19 +997,11 @@
         <w:t xml:space="preserve">import </w:t>
       </w:r>
       <w:proofErr w:type="spellStart"/>
-      <w:proofErr w:type="gramStart"/>
-      <w:r>
-        <w:rPr>
-          <w:lang w:val="en-US"/>
-        </w:rPr>
-        <w:t>org.springframework.web.bind</w:t>
-      </w:r>
-      <w:proofErr w:type="gramEnd"/>
-      <w:r>
-        <w:rPr>
-          <w:lang w:val="en-US"/>
-        </w:rPr>
-        <w:t>.annotation.ResponseBody</w:t>
+      <w:r>
+        <w:rPr>
+          <w:lang w:val="en-US"/>
+        </w:rPr>
+        <w:t>org.springframework.web.bind.annotation.ResponseBody</w:t>
       </w:r>
       <w:proofErr w:type="spellEnd"/>
       <w:r>
@@ -1177,21 +1117,7 @@
           <w:lang w:val="en-US"/>
         </w:rPr>
         <w:tab/>
-        <w:t xml:space="preserve">public String </w:t>
-      </w:r>
-      <w:proofErr w:type="gramStart"/>
-      <w:r>
-        <w:rPr>
-          <w:lang w:val="en-US"/>
-        </w:rPr>
-        <w:t>home(</w:t>
-      </w:r>
-      <w:proofErr w:type="gramEnd"/>
-      <w:r>
-        <w:rPr>
-          <w:lang w:val="en-US"/>
-        </w:rPr>
-        <w:t>)</w:t>
+        <w:t>public String home()</w:t>
       </w:r>
     </w:p>
     <w:p>
@@ -1225,21 +1151,7 @@
           <w:lang w:val="en-US"/>
         </w:rPr>
         <w:tab/>
-        <w:t>return "Hi this is my first restful webservice</w:t>
-      </w:r>
-      <w:proofErr w:type="gramStart"/>
-      <w:r>
-        <w:rPr>
-          <w:lang w:val="en-US"/>
-        </w:rPr>
-        <w:t>....still</w:t>
-      </w:r>
-      <w:proofErr w:type="gramEnd"/>
-      <w:r>
-        <w:rPr>
-          <w:lang w:val="en-US"/>
-        </w:rPr>
-        <w:t xml:space="preserve"> working fine";</w:t>
+        <w:t>return "Hi this is my first restful webservice....still working fine";</w:t>
       </w:r>
     </w:p>
     <w:p>
@@ -1299,7 +1211,6 @@
         <w:t xml:space="preserve">package </w:t>
       </w:r>
       <w:proofErr w:type="spellStart"/>
-      <w:proofErr w:type="gramStart"/>
       <w:r>
         <w:rPr>
           <w:lang w:val="en-US"/>
@@ -1307,7 +1218,6 @@
         <w:t>com.ust.rest</w:t>
       </w:r>
       <w:proofErr w:type="spellEnd"/>
-      <w:proofErr w:type="gramEnd"/>
       <w:r>
         <w:rPr>
           <w:lang w:val="en-US"/>
@@ -1335,19 +1245,11 @@
         <w:t xml:space="preserve">import </w:t>
       </w:r>
       <w:proofErr w:type="spellStart"/>
-      <w:proofErr w:type="gramStart"/>
-      <w:r>
-        <w:rPr>
-          <w:lang w:val="en-US"/>
-        </w:rPr>
-        <w:t>org.springframework.web.bind</w:t>
-      </w:r>
-      <w:proofErr w:type="gramEnd"/>
-      <w:r>
-        <w:rPr>
-          <w:lang w:val="en-US"/>
-        </w:rPr>
-        <w:t>.annotation.GetMapping</w:t>
+      <w:r>
+        <w:rPr>
+          <w:lang w:val="en-US"/>
+        </w:rPr>
+        <w:t>org.springframework.web.bind.annotation.GetMapping</w:t>
       </w:r>
       <w:proofErr w:type="spellEnd"/>
       <w:r>
@@ -1370,19 +1272,11 @@
         <w:t xml:space="preserve">import </w:t>
       </w:r>
       <w:proofErr w:type="spellStart"/>
-      <w:proofErr w:type="gramStart"/>
-      <w:r>
-        <w:rPr>
-          <w:lang w:val="en-US"/>
-        </w:rPr>
-        <w:t>org.springframework.web.bind</w:t>
-      </w:r>
-      <w:proofErr w:type="gramEnd"/>
-      <w:r>
-        <w:rPr>
-          <w:lang w:val="en-US"/>
-        </w:rPr>
-        <w:t>.annotation.RestController</w:t>
+      <w:r>
+        <w:rPr>
+          <w:lang w:val="en-US"/>
+        </w:rPr>
+        <w:t>org.springframework.web.bind.annotation.RestController</w:t>
       </w:r>
       <w:proofErr w:type="spellEnd"/>
       <w:r>
@@ -1484,21 +1378,7 @@
           <w:lang w:val="en-US"/>
         </w:rPr>
         <w:tab/>
-        <w:t xml:space="preserve">public String </w:t>
-      </w:r>
-      <w:proofErr w:type="gramStart"/>
-      <w:r>
-        <w:rPr>
-          <w:lang w:val="en-US"/>
-        </w:rPr>
-        <w:t>home(</w:t>
-      </w:r>
-      <w:proofErr w:type="gramEnd"/>
-      <w:r>
-        <w:rPr>
-          <w:lang w:val="en-US"/>
-        </w:rPr>
-        <w:t>)</w:t>
+        <w:t>public String home()</w:t>
       </w:r>
     </w:p>
     <w:p>
@@ -1532,21 +1412,7 @@
           <w:lang w:val="en-US"/>
         </w:rPr>
         <w:tab/>
-        <w:t>return "Hi this is my first restful webservice</w:t>
-      </w:r>
-      <w:proofErr w:type="gramStart"/>
-      <w:r>
-        <w:rPr>
-          <w:lang w:val="en-US"/>
-        </w:rPr>
-        <w:t>....still</w:t>
-      </w:r>
-      <w:proofErr w:type="gramEnd"/>
-      <w:r>
-        <w:rPr>
-          <w:lang w:val="en-US"/>
-        </w:rPr>
-        <w:t xml:space="preserve"> working fine";</w:t>
+        <w:t>return "Hi this is my first restful webservice....still working fine";</w:t>
       </w:r>
     </w:p>
     <w:p>
@@ -1756,12 +1622,6 @@
           <w:lang w:val="en-US"/>
         </w:rPr>
         <w:tab/>
-      </w:r>
-      <w:proofErr w:type="gramStart"/>
-      <w:r>
-        <w:rPr>
-          <w:lang w:val="en-US"/>
-        </w:rPr>
         <w:t>&lt;</w:t>
       </w:r>
       <w:proofErr w:type="spellStart"/>
@@ -1786,7 +1646,6 @@
         <w:t>org.springframework.boot</w:t>
       </w:r>
       <w:proofErr w:type="spellEnd"/>
-      <w:proofErr w:type="gramEnd"/>
       <w:r>
         <w:rPr>
           <w:lang w:val="en-US"/>
@@ -1889,19 +1748,11 @@
           <w:lang w:val="en-US"/>
         </w:rPr>
       </w:pPr>
-      <w:proofErr w:type="gramStart"/>
-      <w:r>
-        <w:rPr>
-          <w:lang w:val="en-US"/>
-        </w:rPr>
-        <w:t>&lt;!--</w:t>
-      </w:r>
-      <w:proofErr w:type="gramEnd"/>
-      <w:r>
-        <w:rPr>
-          <w:lang w:val="en-US"/>
-        </w:rPr>
-        <w:t xml:space="preserve"> https://mvnrepository.com/artifact/mysql/mysql-connector-java --&gt;</w:t>
+      <w:r>
+        <w:rPr>
+          <w:lang w:val="en-US"/>
+        </w:rPr>
+        <w:t>&lt;!-- https://mvnrepository.com/artifact/mysql/mysql-connector-java --&gt;</w:t>
       </w:r>
     </w:p>
     <w:p>
@@ -2046,7 +1897,43 @@
           <w:lang w:val="en-US"/>
         </w:rPr>
         <w:lastRenderedPageBreak/>
-        <w:t xml:space="preserve">    &lt;version&gt;5.1.47&lt;/version&gt;</w:t>
+        <w:t xml:space="preserve">    &lt;version&gt;</w:t>
+      </w:r>
+      <w:r>
+        <w:rPr>
+          <w:lang w:val="en-US"/>
+        </w:rPr>
+        <w:t>8</w:t>
+      </w:r>
+      <w:r>
+        <w:rPr>
+          <w:lang w:val="en-US"/>
+        </w:rPr>
+        <w:t>.</w:t>
+      </w:r>
+      <w:r>
+        <w:rPr>
+          <w:lang w:val="en-US"/>
+        </w:rPr>
+        <w:t>0</w:t>
+      </w:r>
+      <w:r>
+        <w:rPr>
+          <w:lang w:val="en-US"/>
+        </w:rPr>
+        <w:t>.</w:t>
+      </w:r>
+      <w:r>
+        <w:rPr>
+          <w:lang w:val="en-US"/>
+        </w:rPr>
+        <w:t>1</w:t>
+      </w:r>
+      <w:r>
+        <w:rPr>
+          <w:lang w:val="en-US"/>
+        </w:rPr>
+        <w:t>7&lt;/version&gt;</w:t>
       </w:r>
     </w:p>
     <w:p>
@@ -2063,6 +1950,15 @@
         </w:rPr>
         <w:t>&lt;/dependency&gt;</w:t>
       </w:r>
+    </w:p>
+    <w:p>
+      <w:pPr>
+        <w:pStyle w:val="ListParagraph"/>
+        <w:ind w:left="1440"/>
+        <w:rPr>
+          <w:lang w:val="en-US"/>
+        </w:rPr>
+      </w:pPr>
     </w:p>
     <w:p>
       <w:pPr>
@@ -2079,214 +1975,186 @@
         <w:rPr>
           <w:lang w:val="en-US"/>
         </w:rPr>
-        <w:t>Create entity class</w:t>
-      </w:r>
-    </w:p>
-    <w:p>
-      <w:pPr>
-        <w:ind w:left="1440"/>
-        <w:rPr>
-          <w:lang w:val="en-US"/>
-        </w:rPr>
-      </w:pPr>
-      <w:r>
-        <w:rPr>
-          <w:lang w:val="en-US"/>
-        </w:rPr>
-        <w:t>We have already created Employee class</w:t>
-      </w:r>
-    </w:p>
-    <w:p>
-      <w:pPr>
-        <w:ind w:left="1440"/>
-        <w:rPr>
-          <w:lang w:val="en-US"/>
-        </w:rPr>
-      </w:pPr>
-      <w:r>
-        <w:rPr>
-          <w:lang w:val="en-US"/>
-        </w:rPr>
-        <w:t>In that class, we need to mark that class is an entity class</w:t>
-      </w:r>
-    </w:p>
-    <w:p>
-      <w:pPr>
-        <w:ind w:left="1440"/>
-        <w:rPr>
-          <w:lang w:val="en-US"/>
-        </w:rPr>
-      </w:pPr>
-      <w:r>
-        <w:rPr>
-          <w:lang w:val="en-US"/>
-        </w:rPr>
-        <w:t>Reminder:</w:t>
-      </w:r>
-      <w:r>
-        <w:rPr>
-          <w:lang w:val="en-US"/>
-        </w:rPr>
-        <w:tab/>
-        <w:t xml:space="preserve">lets understand annotations of </w:t>
+        <w:t xml:space="preserve">In </w:t>
       </w:r>
       <w:proofErr w:type="spellStart"/>
       <w:r>
         <w:rPr>
           <w:lang w:val="en-US"/>
         </w:rPr>
-        <w:t>jpa</w:t>
+        <w:t>application.properties</w:t>
       </w:r>
       <w:proofErr w:type="spellEnd"/>
       <w:r>
         <w:rPr>
           <w:lang w:val="en-US"/>
         </w:rPr>
-        <w:tab/>
-      </w:r>
-    </w:p>
-    <w:p>
-      <w:pPr>
-        <w:ind w:left="1440"/>
-        <w:rPr>
-          <w:lang w:val="en-US"/>
-        </w:rPr>
-      </w:pPr>
-    </w:p>
-    <w:p>
-      <w:pPr>
-        <w:ind w:left="1440"/>
-        <w:rPr>
-          <w:lang w:val="en-US"/>
-        </w:rPr>
-      </w:pPr>
-      <w:r>
-        <w:rPr>
-          <w:lang w:val="en-US"/>
-        </w:rPr>
-        <w:t>@Entity</w:t>
-      </w:r>
-    </w:p>
-    <w:p>
-      <w:pPr>
-        <w:ind w:left="1440"/>
-        <w:rPr>
-          <w:lang w:val="en-US"/>
-        </w:rPr>
-      </w:pPr>
-      <w:r>
-        <w:rPr>
-          <w:lang w:val="en-US"/>
-        </w:rPr>
-        <w:t>public class Employee {</w:t>
-      </w:r>
-    </w:p>
-    <w:p>
-      <w:pPr>
-        <w:ind w:left="1440"/>
-        <w:rPr>
-          <w:lang w:val="en-US"/>
-        </w:rPr>
-      </w:pPr>
-      <w:r>
-        <w:rPr>
-          <w:lang w:val="en-US"/>
-        </w:rPr>
-        <w:tab/>
-        <w:t>@Id</w:t>
-      </w:r>
-    </w:p>
-    <w:p>
-      <w:pPr>
-        <w:ind w:left="1440"/>
-        <w:rPr>
-          <w:lang w:val="en-US"/>
-        </w:rPr>
-      </w:pPr>
-      <w:r>
-        <w:rPr>
-          <w:lang w:val="en-US"/>
-        </w:rPr>
-        <w:tab/>
-        <w:t>@</w:t>
-      </w:r>
-      <w:proofErr w:type="gramStart"/>
-      <w:r>
-        <w:rPr>
-          <w:lang w:val="en-US"/>
-        </w:rPr>
-        <w:t>GeneratedValue(</w:t>
-      </w:r>
-      <w:proofErr w:type="gramEnd"/>
-      <w:r>
-        <w:rPr>
-          <w:lang w:val="en-US"/>
-        </w:rPr>
-        <w:t xml:space="preserve">strategy = </w:t>
+        <w:t>:</w:t>
+      </w:r>
+    </w:p>
+    <w:p>
+      <w:pPr>
+        <w:pStyle w:val="ListParagraph"/>
+        <w:rPr>
+          <w:lang w:val="en-US"/>
+        </w:rPr>
+      </w:pPr>
+      <w:r>
+        <w:rPr>
+          <w:lang w:val="en-US"/>
+        </w:rPr>
+        <w:t>spring.datasource.url=</w:t>
       </w:r>
       <w:proofErr w:type="spellStart"/>
       <w:r>
         <w:rPr>
           <w:lang w:val="en-US"/>
         </w:rPr>
-        <w:t>GenerationType.AUTO</w:t>
+        <w:t>jdbc:mysql</w:t>
       </w:r>
       <w:proofErr w:type="spellEnd"/>
       <w:r>
         <w:rPr>
           <w:lang w:val="en-US"/>
         </w:rPr>
-        <w:t>)</w:t>
-      </w:r>
-    </w:p>
-    <w:p>
-      <w:pPr>
-        <w:ind w:left="1440"/>
-        <w:rPr>
-          <w:lang w:val="en-US"/>
-        </w:rPr>
-      </w:pPr>
-      <w:r>
-        <w:rPr>
-          <w:lang w:val="en-US"/>
-        </w:rPr>
-        <w:tab/>
-        <w:t>private Integer id;</w:t>
-      </w:r>
-    </w:p>
-    <w:p>
-      <w:pPr>
-        <w:ind w:left="1440"/>
-        <w:rPr>
-          <w:lang w:val="en-US"/>
-        </w:rPr>
-      </w:pPr>
-      <w:r>
-        <w:rPr>
-          <w:lang w:val="en-US"/>
-        </w:rPr>
-        <w:tab/>
-        <w:t>private String name;</w:t>
-      </w:r>
-    </w:p>
-    <w:p>
-      <w:pPr>
-        <w:ind w:left="1440"/>
-        <w:rPr>
-          <w:lang w:val="en-US"/>
-        </w:rPr>
-      </w:pPr>
-      <w:r>
-        <w:rPr>
-          <w:lang w:val="en-US"/>
-        </w:rPr>
-        <w:tab/>
-        <w:t>private String department;</w:t>
-      </w:r>
-    </w:p>
-    <w:p>
-      <w:pPr>
-        <w:ind w:left="1440"/>
+        <w:t>://localhost:3306/ust1</w:t>
+      </w:r>
+    </w:p>
+    <w:p>
+      <w:pPr>
+        <w:pStyle w:val="ListParagraph"/>
+        <w:rPr>
+          <w:lang w:val="en-US"/>
+        </w:rPr>
+      </w:pPr>
+      <w:proofErr w:type="spellStart"/>
+      <w:r>
+        <w:rPr>
+          <w:lang w:val="en-US"/>
+        </w:rPr>
+        <w:t>spring.datasource.driver</w:t>
+      </w:r>
+      <w:proofErr w:type="spellEnd"/>
+      <w:r>
+        <w:rPr>
+          <w:lang w:val="en-US"/>
+        </w:rPr>
+        <w:t>-class-name=</w:t>
+      </w:r>
+      <w:proofErr w:type="spellStart"/>
+      <w:r>
+        <w:rPr>
+          <w:lang w:val="en-US"/>
+        </w:rPr>
+        <w:t>com.mysql.jdbc.Driver</w:t>
+      </w:r>
+      <w:proofErr w:type="spellEnd"/>
+    </w:p>
+    <w:p>
+      <w:pPr>
+        <w:pStyle w:val="ListParagraph"/>
+        <w:rPr>
+          <w:lang w:val="en-US"/>
+        </w:rPr>
+      </w:pPr>
+      <w:proofErr w:type="spellStart"/>
+      <w:r>
+        <w:rPr>
+          <w:lang w:val="en-US"/>
+        </w:rPr>
+        <w:t>spring.datasource.username</w:t>
+      </w:r>
+      <w:proofErr w:type="spellEnd"/>
+      <w:r>
+        <w:rPr>
+          <w:lang w:val="en-US"/>
+        </w:rPr>
+        <w:t>=root</w:t>
+      </w:r>
+    </w:p>
+    <w:p>
+      <w:pPr>
+        <w:pStyle w:val="ListParagraph"/>
+        <w:rPr>
+          <w:lang w:val="en-US"/>
+        </w:rPr>
+      </w:pPr>
+      <w:proofErr w:type="spellStart"/>
+      <w:r>
+        <w:rPr>
+          <w:lang w:val="en-US"/>
+        </w:rPr>
+        <w:t>spring.datasource.password</w:t>
+      </w:r>
+      <w:proofErr w:type="spellEnd"/>
+      <w:r>
+        <w:rPr>
+          <w:lang w:val="en-US"/>
+        </w:rPr>
+        <w:t>=</w:t>
+      </w:r>
+    </w:p>
+    <w:p>
+      <w:pPr>
+        <w:pStyle w:val="ListParagraph"/>
+        <w:rPr>
+          <w:lang w:val="en-US"/>
+        </w:rPr>
+      </w:pPr>
+      <w:r>
+        <w:rPr>
+          <w:lang w:val="en-US"/>
+        </w:rPr>
+        <w:t>spring.jpa.properties.hibernate.dialect=org.hibernate.dialect.MySQLDialect</w:t>
+      </w:r>
+    </w:p>
+    <w:p>
+      <w:pPr>
+        <w:pStyle w:val="ListParagraph"/>
+        <w:rPr>
+          <w:lang w:val="en-US"/>
+        </w:rPr>
+      </w:pPr>
+      <w:proofErr w:type="spellStart"/>
+      <w:r>
+        <w:rPr>
+          <w:lang w:val="en-US"/>
+        </w:rPr>
+        <w:t>spring.jpa.hibernate.ddl</w:t>
+      </w:r>
+      <w:proofErr w:type="spellEnd"/>
+      <w:r>
+        <w:rPr>
+          <w:lang w:val="en-US"/>
+        </w:rPr>
+        <w:t>-auto=update</w:t>
+      </w:r>
+    </w:p>
+    <w:p>
+      <w:pPr>
+        <w:pStyle w:val="ListParagraph"/>
+        <w:rPr>
+          <w:lang w:val="en-US"/>
+        </w:rPr>
+      </w:pPr>
+      <w:proofErr w:type="spellStart"/>
+      <w:r>
+        <w:rPr>
+          <w:lang w:val="en-US"/>
+        </w:rPr>
+        <w:t>spring.jpa.properties.hibernate.show_sql</w:t>
+      </w:r>
+      <w:proofErr w:type="spellEnd"/>
+      <w:r>
+        <w:rPr>
+          <w:lang w:val="en-US"/>
+        </w:rPr>
+        <w:t>=true</w:t>
+      </w:r>
+    </w:p>
+    <w:p>
+      <w:pPr>
+        <w:pStyle w:val="ListParagraph"/>
         <w:rPr>
           <w:lang w:val="en-US"/>
         </w:rPr>
@@ -2307,6 +2175,220 @@
         <w:rPr>
           <w:lang w:val="en-US"/>
         </w:rPr>
+        <w:t>Create entity class</w:t>
+      </w:r>
+    </w:p>
+    <w:p>
+      <w:pPr>
+        <w:ind w:left="1440"/>
+        <w:rPr>
+          <w:lang w:val="en-US"/>
+        </w:rPr>
+      </w:pPr>
+      <w:r>
+        <w:rPr>
+          <w:lang w:val="en-US"/>
+        </w:rPr>
+        <w:t>We have already created Employee class</w:t>
+      </w:r>
+    </w:p>
+    <w:p>
+      <w:pPr>
+        <w:ind w:left="1440"/>
+        <w:rPr>
+          <w:lang w:val="en-US"/>
+        </w:rPr>
+      </w:pPr>
+      <w:r>
+        <w:rPr>
+          <w:lang w:val="en-US"/>
+        </w:rPr>
+        <w:t>In that class, we need to mark that class is an entity class</w:t>
+      </w:r>
+    </w:p>
+    <w:p>
+      <w:pPr>
+        <w:ind w:left="1440"/>
+        <w:rPr>
+          <w:lang w:val="en-US"/>
+        </w:rPr>
+      </w:pPr>
+      <w:r>
+        <w:rPr>
+          <w:lang w:val="en-US"/>
+        </w:rPr>
+        <w:t>Reminder:</w:t>
+      </w:r>
+      <w:r>
+        <w:rPr>
+          <w:lang w:val="en-US"/>
+        </w:rPr>
+        <w:tab/>
+        <w:t xml:space="preserve">lets understand annotations of </w:t>
+      </w:r>
+      <w:proofErr w:type="spellStart"/>
+      <w:r>
+        <w:rPr>
+          <w:lang w:val="en-US"/>
+        </w:rPr>
+        <w:t>jpa</w:t>
+      </w:r>
+      <w:proofErr w:type="spellEnd"/>
+      <w:r>
+        <w:rPr>
+          <w:lang w:val="en-US"/>
+        </w:rPr>
+        <w:tab/>
+      </w:r>
+    </w:p>
+    <w:p>
+      <w:pPr>
+        <w:ind w:left="1440"/>
+        <w:rPr>
+          <w:lang w:val="en-US"/>
+        </w:rPr>
+      </w:pPr>
+    </w:p>
+    <w:p>
+      <w:pPr>
+        <w:ind w:left="1440"/>
+        <w:rPr>
+          <w:lang w:val="en-US"/>
+        </w:rPr>
+      </w:pPr>
+      <w:r>
+        <w:rPr>
+          <w:lang w:val="en-US"/>
+        </w:rPr>
+        <w:t>@Entity</w:t>
+      </w:r>
+    </w:p>
+    <w:p>
+      <w:pPr>
+        <w:ind w:left="1440"/>
+        <w:rPr>
+          <w:lang w:val="en-US"/>
+        </w:rPr>
+      </w:pPr>
+      <w:r>
+        <w:rPr>
+          <w:lang w:val="en-US"/>
+        </w:rPr>
+        <w:t>public class Employee {</w:t>
+      </w:r>
+    </w:p>
+    <w:p>
+      <w:pPr>
+        <w:ind w:left="1440"/>
+        <w:rPr>
+          <w:lang w:val="en-US"/>
+        </w:rPr>
+      </w:pPr>
+      <w:r>
+        <w:rPr>
+          <w:lang w:val="en-US"/>
+        </w:rPr>
+        <w:tab/>
+        <w:t>@Id</w:t>
+      </w:r>
+    </w:p>
+    <w:p>
+      <w:pPr>
+        <w:ind w:left="1440"/>
+        <w:rPr>
+          <w:lang w:val="en-US"/>
+        </w:rPr>
+      </w:pPr>
+      <w:r>
+        <w:rPr>
+          <w:lang w:val="en-US"/>
+        </w:rPr>
+        <w:tab/>
+        <w:t xml:space="preserve">@GeneratedValue(strategy = </w:t>
+      </w:r>
+      <w:proofErr w:type="spellStart"/>
+      <w:r>
+        <w:rPr>
+          <w:lang w:val="en-US"/>
+        </w:rPr>
+        <w:t>GenerationType.AUTO</w:t>
+      </w:r>
+      <w:proofErr w:type="spellEnd"/>
+      <w:r>
+        <w:rPr>
+          <w:lang w:val="en-US"/>
+        </w:rPr>
+        <w:t>)</w:t>
+      </w:r>
+    </w:p>
+    <w:p>
+      <w:pPr>
+        <w:ind w:left="1440"/>
+        <w:rPr>
+          <w:lang w:val="en-US"/>
+        </w:rPr>
+      </w:pPr>
+      <w:r>
+        <w:rPr>
+          <w:lang w:val="en-US"/>
+        </w:rPr>
+        <w:tab/>
+        <w:t>private Integer id;</w:t>
+      </w:r>
+    </w:p>
+    <w:p>
+      <w:pPr>
+        <w:ind w:left="1440"/>
+        <w:rPr>
+          <w:lang w:val="en-US"/>
+        </w:rPr>
+      </w:pPr>
+      <w:r>
+        <w:rPr>
+          <w:lang w:val="en-US"/>
+        </w:rPr>
+        <w:tab/>
+        <w:t>private String name;</w:t>
+      </w:r>
+    </w:p>
+    <w:p>
+      <w:pPr>
+        <w:ind w:left="1440"/>
+        <w:rPr>
+          <w:lang w:val="en-US"/>
+        </w:rPr>
+      </w:pPr>
+      <w:r>
+        <w:rPr>
+          <w:lang w:val="en-US"/>
+        </w:rPr>
+        <w:tab/>
+        <w:t>private String department;</w:t>
+      </w:r>
+    </w:p>
+    <w:p>
+      <w:pPr>
+        <w:ind w:left="1440"/>
+        <w:rPr>
+          <w:lang w:val="en-US"/>
+        </w:rPr>
+      </w:pPr>
+    </w:p>
+    <w:p>
+      <w:pPr>
+        <w:pStyle w:val="ListParagraph"/>
+        <w:numPr>
+          <w:ilvl w:val="0"/>
+          <w:numId w:val="35"/>
+        </w:numPr>
+        <w:rPr>
+          <w:lang w:val="en-US"/>
+        </w:rPr>
+      </w:pPr>
+      <w:r>
+        <w:rPr>
+          <w:lang w:val="en-US"/>
+        </w:rPr>
         <w:t xml:space="preserve">Create an interface that extends </w:t>
       </w:r>
       <w:proofErr w:type="spellStart"/>
@@ -2332,202 +2414,1067 @@
         <w:t xml:space="preserve">package </w:t>
       </w:r>
       <w:proofErr w:type="spellStart"/>
-      <w:proofErr w:type="gramStart"/>
-      <w:r>
-        <w:rPr>
-          <w:lang w:val="en-US"/>
-        </w:rPr>
+      <w:r>
+        <w:rPr>
+          <w:lang w:val="en-US"/>
+        </w:rPr>
+        <w:t>com.ust.rest.model</w:t>
+      </w:r>
+      <w:proofErr w:type="spellEnd"/>
+      <w:r>
+        <w:rPr>
+          <w:lang w:val="en-US"/>
+        </w:rPr>
+        <w:t>;</w:t>
+      </w:r>
+    </w:p>
+    <w:p>
+      <w:pPr>
+        <w:pStyle w:val="ListParagraph"/>
+        <w:rPr>
+          <w:lang w:val="en-US"/>
+        </w:rPr>
+      </w:pPr>
+    </w:p>
+    <w:p>
+      <w:pPr>
+        <w:pStyle w:val="ListParagraph"/>
+        <w:rPr>
+          <w:lang w:val="en-US"/>
+        </w:rPr>
+      </w:pPr>
+      <w:r>
+        <w:rPr>
+          <w:lang w:val="en-US"/>
+        </w:rPr>
+        <w:t xml:space="preserve">import </w:t>
+      </w:r>
+      <w:proofErr w:type="spellStart"/>
+      <w:r>
+        <w:rPr>
+          <w:lang w:val="en-US"/>
+        </w:rPr>
+        <w:t>org.springframework.data.jpa.repository.JpaRepository</w:t>
+      </w:r>
+      <w:proofErr w:type="spellEnd"/>
+      <w:r>
+        <w:rPr>
+          <w:lang w:val="en-US"/>
+        </w:rPr>
+        <w:t>;</w:t>
+      </w:r>
+    </w:p>
+    <w:p>
+      <w:pPr>
+        <w:pStyle w:val="ListParagraph"/>
+        <w:rPr>
+          <w:lang w:val="en-US"/>
+        </w:rPr>
+      </w:pPr>
+      <w:r>
+        <w:rPr>
+          <w:lang w:val="en-US"/>
+        </w:rPr>
+        <w:t xml:space="preserve">import </w:t>
+      </w:r>
+      <w:proofErr w:type="spellStart"/>
+      <w:r>
+        <w:rPr>
+          <w:lang w:val="en-US"/>
+        </w:rPr>
+        <w:t>org.springframework.stereotype.Repository</w:t>
+      </w:r>
+      <w:proofErr w:type="spellEnd"/>
+      <w:r>
+        <w:rPr>
+          <w:lang w:val="en-US"/>
+        </w:rPr>
+        <w:t>;</w:t>
+      </w:r>
+    </w:p>
+    <w:p>
+      <w:pPr>
+        <w:pStyle w:val="ListParagraph"/>
+        <w:rPr>
+          <w:lang w:val="en-US"/>
+        </w:rPr>
+      </w:pPr>
+    </w:p>
+    <w:p>
+      <w:pPr>
+        <w:pStyle w:val="ListParagraph"/>
+        <w:rPr>
+          <w:lang w:val="en-US"/>
+        </w:rPr>
+      </w:pPr>
+      <w:r>
+        <w:rPr>
+          <w:lang w:val="en-US"/>
+        </w:rPr>
+        <w:t>@Repository</w:t>
+      </w:r>
+    </w:p>
+    <w:p>
+      <w:pPr>
+        <w:pStyle w:val="ListParagraph"/>
+        <w:rPr>
+          <w:lang w:val="en-US"/>
+        </w:rPr>
+      </w:pPr>
+      <w:r>
+        <w:rPr>
+          <w:lang w:val="en-US"/>
+        </w:rPr>
+        <w:t xml:space="preserve">public interface </w:t>
+      </w:r>
+      <w:proofErr w:type="spellStart"/>
+      <w:r>
+        <w:rPr>
+          <w:lang w:val="en-US"/>
+        </w:rPr>
+        <w:t>EmployeeRepository</w:t>
+      </w:r>
+      <w:proofErr w:type="spellEnd"/>
+      <w:r>
+        <w:rPr>
+          <w:lang w:val="en-US"/>
+        </w:rPr>
+        <w:t xml:space="preserve"> extends </w:t>
+      </w:r>
+      <w:proofErr w:type="spellStart"/>
+      <w:r>
+        <w:rPr>
+          <w:lang w:val="en-US"/>
+        </w:rPr>
+        <w:t>JpaRepository</w:t>
+      </w:r>
+      <w:proofErr w:type="spellEnd"/>
+      <w:r>
+        <w:rPr>
+          <w:lang w:val="en-US"/>
+        </w:rPr>
+        <w:t>&lt;Employee, Integer&gt;</w:t>
+      </w:r>
+    </w:p>
+    <w:p>
+      <w:pPr>
+        <w:pStyle w:val="ListParagraph"/>
+        <w:rPr>
+          <w:lang w:val="en-US"/>
+        </w:rPr>
+      </w:pPr>
+      <w:r>
+        <w:rPr>
+          <w:lang w:val="en-US"/>
+        </w:rPr>
+        <w:t>{</w:t>
+      </w:r>
+    </w:p>
+    <w:p>
+      <w:pPr>
+        <w:pStyle w:val="ListParagraph"/>
+        <w:rPr>
+          <w:lang w:val="en-US"/>
+        </w:rPr>
+      </w:pPr>
+    </w:p>
+    <w:p>
+      <w:pPr>
+        <w:pStyle w:val="ListParagraph"/>
+        <w:rPr>
+          <w:lang w:val="en-US"/>
+        </w:rPr>
+      </w:pPr>
+      <w:r>
+        <w:rPr>
+          <w:lang w:val="en-US"/>
+        </w:rPr>
+        <w:t>}</w:t>
+      </w:r>
+    </w:p>
+    <w:p>
+      <w:pPr>
+        <w:pStyle w:val="ListParagraph"/>
+        <w:rPr>
+          <w:lang w:val="en-US"/>
+        </w:rPr>
+      </w:pPr>
+    </w:p>
+    <w:p>
+      <w:pPr>
+        <w:pStyle w:val="ListParagraph"/>
+        <w:numPr>
+          <w:ilvl w:val="0"/>
+          <w:numId w:val="35"/>
+        </w:numPr>
+      </w:pPr>
+      <w:r>
+        <w:rPr>
+          <w:lang w:val="en-US"/>
+        </w:rPr>
+        <w:t xml:space="preserve">Controller </w:t>
+      </w:r>
+    </w:p>
+    <w:p>
+      <w:pPr>
+        <w:pStyle w:val="ListParagraph"/>
+      </w:pPr>
+      <w:r>
+        <w:t xml:space="preserve">package </w:t>
+      </w:r>
+      <w:proofErr w:type="spellStart"/>
+      <w:r>
         <w:t>com.ust.rest</w:t>
       </w:r>
-      <w:proofErr w:type="gramEnd"/>
-      <w:r>
-        <w:rPr>
-          <w:lang w:val="en-US"/>
-        </w:rPr>
-        <w:t>.model</w:t>
-      </w:r>
       <w:proofErr w:type="spellEnd"/>
       <w:r>
-        <w:rPr>
-          <w:lang w:val="en-US"/>
-        </w:rPr>
         <w:t>;</w:t>
       </w:r>
     </w:p>
     <w:p>
       <w:pPr>
         <w:pStyle w:val="ListParagraph"/>
-        <w:rPr>
-          <w:lang w:val="en-US"/>
-        </w:rPr>
-      </w:pPr>
-    </w:p>
-    <w:p>
-      <w:pPr>
-        <w:pStyle w:val="ListParagraph"/>
-        <w:rPr>
-          <w:lang w:val="en-US"/>
-        </w:rPr>
-      </w:pPr>
-      <w:r>
-        <w:rPr>
-          <w:lang w:val="en-US"/>
-        </w:rPr>
+      </w:pPr>
+    </w:p>
+    <w:p>
+      <w:pPr>
+        <w:pStyle w:val="ListParagraph"/>
+      </w:pPr>
+      <w:r>
         <w:t xml:space="preserve">import </w:t>
       </w:r>
       <w:proofErr w:type="spellStart"/>
-      <w:proofErr w:type="gramStart"/>
-      <w:r>
-        <w:rPr>
-          <w:lang w:val="en-US"/>
-        </w:rPr>
-        <w:t>org.springframework.data.jpa.repository</w:t>
-      </w:r>
-      <w:proofErr w:type="gramEnd"/>
-      <w:r>
-        <w:rPr>
-          <w:lang w:val="en-US"/>
-        </w:rPr>
-        <w:t>.JpaRepository</w:t>
+      <w:r>
+        <w:t>java.util.ArrayList</w:t>
       </w:r>
       <w:proofErr w:type="spellEnd"/>
       <w:r>
-        <w:rPr>
-          <w:lang w:val="en-US"/>
-        </w:rPr>
         <w:t>;</w:t>
       </w:r>
     </w:p>
     <w:p>
       <w:pPr>
         <w:pStyle w:val="ListParagraph"/>
-        <w:rPr>
-          <w:lang w:val="en-US"/>
-        </w:rPr>
-      </w:pPr>
-      <w:r>
-        <w:rPr>
-          <w:lang w:val="en-US"/>
-        </w:rPr>
+      </w:pPr>
+      <w:r>
+        <w:lastRenderedPageBreak/>
         <w:t xml:space="preserve">import </w:t>
       </w:r>
       <w:proofErr w:type="spellStart"/>
-      <w:proofErr w:type="gramStart"/>
-      <w:r>
-        <w:rPr>
-          <w:lang w:val="en-US"/>
-        </w:rPr>
-        <w:t>org.springframework</w:t>
-      </w:r>
-      <w:proofErr w:type="gramEnd"/>
-      <w:r>
-        <w:rPr>
-          <w:lang w:val="en-US"/>
-        </w:rPr>
-        <w:t>.stereotype.Repository</w:t>
+      <w:r>
+        <w:t>java.util.List</w:t>
       </w:r>
       <w:proofErr w:type="spellEnd"/>
       <w:r>
-        <w:rPr>
-          <w:lang w:val="en-US"/>
-        </w:rPr>
         <w:t>;</w:t>
       </w:r>
     </w:p>
     <w:p>
       <w:pPr>
         <w:pStyle w:val="ListParagraph"/>
-        <w:rPr>
-          <w:lang w:val="en-US"/>
-        </w:rPr>
-      </w:pPr>
-    </w:p>
-    <w:p>
-      <w:pPr>
-        <w:pStyle w:val="ListParagraph"/>
-        <w:rPr>
-          <w:lang w:val="en-US"/>
-        </w:rPr>
-      </w:pPr>
-      <w:r>
-        <w:rPr>
-          <w:lang w:val="en-US"/>
-        </w:rPr>
-        <w:t>@Repository</w:t>
-      </w:r>
-    </w:p>
-    <w:p>
-      <w:pPr>
-        <w:pStyle w:val="ListParagraph"/>
-        <w:rPr>
-          <w:lang w:val="en-US"/>
-        </w:rPr>
-      </w:pPr>
-      <w:r>
-        <w:rPr>
-          <w:lang w:val="en-US"/>
-        </w:rPr>
-        <w:t xml:space="preserve">public interface </w:t>
+      </w:pPr>
+      <w:r>
+        <w:t xml:space="preserve">import </w:t>
       </w:r>
       <w:proofErr w:type="spellStart"/>
       <w:r>
-        <w:rPr>
-          <w:lang w:val="en-US"/>
-        </w:rPr>
+        <w:t>java.util.Optional</w:t>
+      </w:r>
+      <w:proofErr w:type="spellEnd"/>
+      <w:r>
+        <w:t>;</w:t>
+      </w:r>
+    </w:p>
+    <w:p>
+      <w:pPr>
+        <w:pStyle w:val="ListParagraph"/>
+      </w:pPr>
+    </w:p>
+    <w:p>
+      <w:pPr>
+        <w:pStyle w:val="ListParagraph"/>
+      </w:pPr>
+      <w:r>
+        <w:t xml:space="preserve">import </w:t>
+      </w:r>
+      <w:proofErr w:type="spellStart"/>
+      <w:r>
+        <w:t>org.springframework.beans.factory.annotation.Autowired</w:t>
+      </w:r>
+      <w:proofErr w:type="spellEnd"/>
+      <w:r>
+        <w:t>;</w:t>
+      </w:r>
+    </w:p>
+    <w:p>
+      <w:pPr>
+        <w:pStyle w:val="ListParagraph"/>
+      </w:pPr>
+      <w:r>
+        <w:t xml:space="preserve">import </w:t>
+      </w:r>
+      <w:proofErr w:type="spellStart"/>
+      <w:r>
+        <w:t>org.springframework.web.bind.annotation.DeleteMapping</w:t>
+      </w:r>
+      <w:proofErr w:type="spellEnd"/>
+      <w:r>
+        <w:t>;</w:t>
+      </w:r>
+    </w:p>
+    <w:p>
+      <w:pPr>
+        <w:pStyle w:val="ListParagraph"/>
+      </w:pPr>
+      <w:r>
+        <w:t xml:space="preserve">import </w:t>
+      </w:r>
+      <w:proofErr w:type="spellStart"/>
+      <w:r>
+        <w:t>org.springframework.web.bind.annotation.GetMapping</w:t>
+      </w:r>
+      <w:proofErr w:type="spellEnd"/>
+      <w:r>
+        <w:t>;</w:t>
+      </w:r>
+    </w:p>
+    <w:p>
+      <w:pPr>
+        <w:pStyle w:val="ListParagraph"/>
+      </w:pPr>
+      <w:r>
+        <w:t xml:space="preserve">import </w:t>
+      </w:r>
+      <w:proofErr w:type="spellStart"/>
+      <w:r>
+        <w:t>org.springframework.web.bind.annotation.PathVariable</w:t>
+      </w:r>
+      <w:proofErr w:type="spellEnd"/>
+      <w:r>
+        <w:t>;</w:t>
+      </w:r>
+    </w:p>
+    <w:p>
+      <w:pPr>
+        <w:pStyle w:val="ListParagraph"/>
+      </w:pPr>
+      <w:r>
+        <w:t xml:space="preserve">import </w:t>
+      </w:r>
+      <w:proofErr w:type="spellStart"/>
+      <w:r>
+        <w:t>org.springframework.web.bind.annotation.PostMapping</w:t>
+      </w:r>
+      <w:proofErr w:type="spellEnd"/>
+      <w:r>
+        <w:t>;</w:t>
+      </w:r>
+    </w:p>
+    <w:p>
+      <w:pPr>
+        <w:pStyle w:val="ListParagraph"/>
+      </w:pPr>
+      <w:r>
+        <w:t xml:space="preserve">import </w:t>
+      </w:r>
+      <w:proofErr w:type="spellStart"/>
+      <w:r>
+        <w:t>org.springframework.web.bind.annotation.PutMapping</w:t>
+      </w:r>
+      <w:proofErr w:type="spellEnd"/>
+      <w:r>
+        <w:t>;</w:t>
+      </w:r>
+    </w:p>
+    <w:p>
+      <w:pPr>
+        <w:pStyle w:val="ListParagraph"/>
+      </w:pPr>
+      <w:r>
+        <w:t xml:space="preserve">import </w:t>
+      </w:r>
+      <w:proofErr w:type="spellStart"/>
+      <w:r>
+        <w:t>org.springframework.web.bind.annotation.RequestBody</w:t>
+      </w:r>
+      <w:proofErr w:type="spellEnd"/>
+      <w:r>
+        <w:t>;</w:t>
+      </w:r>
+    </w:p>
+    <w:p>
+      <w:pPr>
+        <w:pStyle w:val="ListParagraph"/>
+      </w:pPr>
+      <w:r>
+        <w:t xml:space="preserve">import </w:t>
+      </w:r>
+      <w:proofErr w:type="spellStart"/>
+      <w:r>
+        <w:t>org.springframework.web.bind.annotation.RequestMapping</w:t>
+      </w:r>
+      <w:proofErr w:type="spellEnd"/>
+      <w:r>
+        <w:t>;</w:t>
+      </w:r>
+    </w:p>
+    <w:p>
+      <w:pPr>
+        <w:pStyle w:val="ListParagraph"/>
+      </w:pPr>
+      <w:r>
+        <w:t xml:space="preserve">import </w:t>
+      </w:r>
+      <w:proofErr w:type="spellStart"/>
+      <w:r>
+        <w:t>org.springframework.web.bind.annotation.RestController</w:t>
+      </w:r>
+      <w:proofErr w:type="spellEnd"/>
+      <w:r>
+        <w:t>;</w:t>
+      </w:r>
+    </w:p>
+    <w:p>
+      <w:pPr>
+        <w:pStyle w:val="ListParagraph"/>
+      </w:pPr>
+    </w:p>
+    <w:p>
+      <w:pPr>
+        <w:pStyle w:val="ListParagraph"/>
+      </w:pPr>
+      <w:r>
+        <w:t xml:space="preserve">import </w:t>
+      </w:r>
+      <w:proofErr w:type="spellStart"/>
+      <w:r>
+        <w:t>com.ust.rest.model.Employee</w:t>
+      </w:r>
+      <w:proofErr w:type="spellEnd"/>
+      <w:r>
+        <w:t>;</w:t>
+      </w:r>
+    </w:p>
+    <w:p>
+      <w:pPr>
+        <w:pStyle w:val="ListParagraph"/>
+      </w:pPr>
+      <w:r>
+        <w:t xml:space="preserve">import </w:t>
+      </w:r>
+      <w:proofErr w:type="spellStart"/>
+      <w:r>
+        <w:t>com.ust.rest.model.EmployeeRepository</w:t>
+      </w:r>
+      <w:proofErr w:type="spellEnd"/>
+      <w:r>
+        <w:t>;</w:t>
+      </w:r>
+    </w:p>
+    <w:p>
+      <w:pPr>
+        <w:pStyle w:val="ListParagraph"/>
+      </w:pPr>
+    </w:p>
+    <w:p>
+      <w:pPr>
+        <w:pStyle w:val="ListParagraph"/>
+      </w:pPr>
+    </w:p>
+    <w:p>
+      <w:pPr>
+        <w:pStyle w:val="ListParagraph"/>
+      </w:pPr>
+      <w:r>
+        <w:t>@RestController</w:t>
+      </w:r>
+    </w:p>
+    <w:p>
+      <w:pPr>
+        <w:pStyle w:val="ListParagraph"/>
+      </w:pPr>
+      <w:r>
+        <w:t>@RequestMapping("employee")</w:t>
+      </w:r>
+    </w:p>
+    <w:p>
+      <w:pPr>
+        <w:pStyle w:val="ListParagraph"/>
+      </w:pPr>
+      <w:r>
+        <w:t xml:space="preserve">public class </w:t>
+      </w:r>
+      <w:proofErr w:type="spellStart"/>
+      <w:r>
+        <w:t>EmployeeController</w:t>
+      </w:r>
+      <w:proofErr w:type="spellEnd"/>
+      <w:r>
+        <w:t xml:space="preserve"> {</w:t>
+      </w:r>
+    </w:p>
+    <w:p>
+      <w:pPr>
+        <w:pStyle w:val="ListParagraph"/>
+      </w:pPr>
+      <w:r>
+        <w:tab/>
+        <w:t>@Autowired</w:t>
+      </w:r>
+    </w:p>
+    <w:p>
+      <w:pPr>
+        <w:pStyle w:val="ListParagraph"/>
+      </w:pPr>
+      <w:r>
+        <w:tab/>
+        <w:t xml:space="preserve">private </w:t>
+      </w:r>
+      <w:proofErr w:type="spellStart"/>
+      <w:r>
         <w:t>EmployeeRepository</w:t>
       </w:r>
       <w:proofErr w:type="spellEnd"/>
       <w:r>
-        <w:rPr>
-          <w:lang w:val="en-US"/>
-        </w:rPr>
-        <w:t xml:space="preserve"> extends </w:t>
+        <w:t xml:space="preserve"> er;</w:t>
+      </w:r>
+    </w:p>
+    <w:p>
+      <w:pPr>
+        <w:pStyle w:val="ListParagraph"/>
+      </w:pPr>
+      <w:r>
+        <w:tab/>
+      </w:r>
+    </w:p>
+    <w:p>
+      <w:pPr>
+        <w:pStyle w:val="ListParagraph"/>
+      </w:pPr>
+      <w:r>
+        <w:tab/>
+        <w:t>@GetMapping</w:t>
+      </w:r>
+    </w:p>
+    <w:p>
+      <w:pPr>
+        <w:pStyle w:val="ListParagraph"/>
+      </w:pPr>
+      <w:r>
+        <w:tab/>
+        <w:t xml:space="preserve">public List&lt;Employee&gt; </w:t>
       </w:r>
       <w:proofErr w:type="spellStart"/>
       <w:r>
-        <w:rPr>
-          <w:lang w:val="en-US"/>
-        </w:rPr>
-        <w:t>JpaRepository</w:t>
+        <w:t>retrieveAllEmployees</w:t>
       </w:r>
       <w:proofErr w:type="spellEnd"/>
       <w:r>
-        <w:rPr>
-          <w:lang w:val="en-US"/>
-        </w:rPr>
-        <w:t>&lt;Employee, Integer&gt;</w:t>
-      </w:r>
-    </w:p>
-    <w:p>
-      <w:pPr>
-        <w:pStyle w:val="ListParagraph"/>
-        <w:rPr>
-          <w:lang w:val="en-US"/>
-        </w:rPr>
-      </w:pPr>
-      <w:r>
-        <w:rPr>
-          <w:lang w:val="en-US"/>
-        </w:rPr>
+        <w:t>()</w:t>
+      </w:r>
+    </w:p>
+    <w:p>
+      <w:pPr>
+        <w:pStyle w:val="ListParagraph"/>
+      </w:pPr>
+      <w:r>
+        <w:tab/>
         <w:t>{</w:t>
       </w:r>
     </w:p>
     <w:p>
       <w:pPr>
         <w:pStyle w:val="ListParagraph"/>
-        <w:rPr>
-          <w:lang w:val="en-US"/>
-        </w:rPr>
-      </w:pPr>
-    </w:p>
-    <w:p>
-      <w:pPr>
-        <w:pStyle w:val="ListParagraph"/>
-      </w:pPr>
-      <w:r>
-        <w:rPr>
-          <w:lang w:val="en-US"/>
-        </w:rPr>
+      </w:pPr>
+      <w:r>
+        <w:tab/>
+      </w:r>
+      <w:r>
+        <w:tab/>
+        <w:t xml:space="preserve">return </w:t>
+      </w:r>
+      <w:proofErr w:type="spellStart"/>
+      <w:r>
+        <w:t>er.findAll</w:t>
+      </w:r>
+      <w:proofErr w:type="spellEnd"/>
+      <w:r>
+        <w:t>();</w:t>
+      </w:r>
+    </w:p>
+    <w:p>
+      <w:pPr>
+        <w:pStyle w:val="ListParagraph"/>
+      </w:pPr>
+      <w:r>
+        <w:tab/>
+        <w:t>}</w:t>
+      </w:r>
+    </w:p>
+    <w:p>
+      <w:pPr>
+        <w:pStyle w:val="ListParagraph"/>
+      </w:pPr>
+      <w:r>
+        <w:tab/>
+      </w:r>
+    </w:p>
+    <w:p>
+      <w:pPr>
+        <w:pStyle w:val="ListParagraph"/>
+      </w:pPr>
+      <w:r>
+        <w:tab/>
+        <w:t>//find Employee by id</w:t>
+      </w:r>
+    </w:p>
+    <w:p>
+      <w:pPr>
+        <w:pStyle w:val="ListParagraph"/>
+      </w:pPr>
+      <w:r>
+        <w:tab/>
+      </w:r>
+    </w:p>
+    <w:p>
+      <w:pPr>
+        <w:pStyle w:val="ListParagraph"/>
+      </w:pPr>
+      <w:r>
+        <w:tab/>
+        <w:t>@GetMapping("/{id}")</w:t>
+      </w:r>
+    </w:p>
+    <w:p>
+      <w:pPr>
+        <w:pStyle w:val="ListParagraph"/>
+      </w:pPr>
+      <w:r>
+        <w:tab/>
+        <w:t xml:space="preserve">public Employee </w:t>
+      </w:r>
+      <w:proofErr w:type="spellStart"/>
+      <w:r>
+        <w:t>findEmployeeById</w:t>
+      </w:r>
+      <w:proofErr w:type="spellEnd"/>
+      <w:r>
+        <w:t>(@PathVariable("id") Integer id)</w:t>
+      </w:r>
+    </w:p>
+    <w:p>
+      <w:pPr>
+        <w:pStyle w:val="ListParagraph"/>
+      </w:pPr>
+      <w:r>
+        <w:tab/>
+        <w:t>{</w:t>
+      </w:r>
+    </w:p>
+    <w:p>
+      <w:pPr>
+        <w:pStyle w:val="ListParagraph"/>
+      </w:pPr>
+      <w:r>
+        <w:tab/>
+      </w:r>
+      <w:r>
+        <w:tab/>
+        <w:t>Employee emp=null;</w:t>
+      </w:r>
+    </w:p>
+    <w:p>
+      <w:pPr>
+        <w:pStyle w:val="ListParagraph"/>
+      </w:pPr>
+      <w:r>
+        <w:tab/>
+      </w:r>
+      <w:r>
+        <w:tab/>
+        <w:t xml:space="preserve">Optional&lt;Employee&gt; temp = </w:t>
+      </w:r>
+      <w:proofErr w:type="spellStart"/>
+      <w:r>
+        <w:t>er.findById</w:t>
+      </w:r>
+      <w:proofErr w:type="spellEnd"/>
+      <w:r>
+        <w:t>(id);</w:t>
+      </w:r>
+    </w:p>
+    <w:p>
+      <w:pPr>
+        <w:pStyle w:val="ListParagraph"/>
+      </w:pPr>
+      <w:r>
+        <w:tab/>
+      </w:r>
+      <w:r>
+        <w:tab/>
+        <w:t>if(</w:t>
+      </w:r>
+      <w:proofErr w:type="spellStart"/>
+      <w:r>
+        <w:t>temp.isPresent</w:t>
+      </w:r>
+      <w:proofErr w:type="spellEnd"/>
+      <w:r>
+        <w:t>())</w:t>
+      </w:r>
+    </w:p>
+    <w:p>
+      <w:pPr>
+        <w:pStyle w:val="ListParagraph"/>
+      </w:pPr>
+      <w:r>
+        <w:tab/>
+      </w:r>
+      <w:r>
+        <w:tab/>
+      </w:r>
+      <w:r>
+        <w:tab/>
+        <w:t>emp=</w:t>
+      </w:r>
+      <w:proofErr w:type="spellStart"/>
+      <w:r>
+        <w:t>temp.get</w:t>
+      </w:r>
+      <w:proofErr w:type="spellEnd"/>
+      <w:r>
+        <w:t>();</w:t>
+      </w:r>
+    </w:p>
+    <w:p>
+      <w:pPr>
+        <w:pStyle w:val="ListParagraph"/>
+      </w:pPr>
+      <w:r>
+        <w:tab/>
+      </w:r>
+      <w:r>
+        <w:tab/>
+        <w:t>return emp;</w:t>
+      </w:r>
+    </w:p>
+    <w:p>
+      <w:pPr>
+        <w:pStyle w:val="ListParagraph"/>
+      </w:pPr>
+      <w:r>
+        <w:tab/>
+        <w:t>}</w:t>
+      </w:r>
+    </w:p>
+    <w:p>
+      <w:pPr>
+        <w:pStyle w:val="ListParagraph"/>
+      </w:pPr>
+      <w:r>
+        <w:tab/>
+      </w:r>
+    </w:p>
+    <w:p>
+      <w:pPr>
+        <w:pStyle w:val="ListParagraph"/>
+      </w:pPr>
+      <w:r>
+        <w:tab/>
+      </w:r>
+    </w:p>
+    <w:p>
+      <w:pPr>
+        <w:pStyle w:val="ListParagraph"/>
+      </w:pPr>
+      <w:r>
+        <w:tab/>
+      </w:r>
+    </w:p>
+    <w:p>
+      <w:pPr>
+        <w:pStyle w:val="ListParagraph"/>
+      </w:pPr>
+      <w:r>
+        <w:tab/>
+        <w:t>@PostMapping</w:t>
+      </w:r>
+    </w:p>
+    <w:p>
+      <w:pPr>
+        <w:pStyle w:val="ListParagraph"/>
+      </w:pPr>
+      <w:r>
+        <w:tab/>
+        <w:t xml:space="preserve">public Employee </w:t>
+      </w:r>
+      <w:proofErr w:type="spellStart"/>
+      <w:r>
+        <w:t>addEmployee</w:t>
+      </w:r>
+      <w:proofErr w:type="spellEnd"/>
+      <w:r>
+        <w:t>(@RequestBody Employee employee)</w:t>
+      </w:r>
+    </w:p>
+    <w:p>
+      <w:pPr>
+        <w:pStyle w:val="ListParagraph"/>
+      </w:pPr>
+      <w:r>
+        <w:tab/>
+        <w:t>{</w:t>
+      </w:r>
+    </w:p>
+    <w:p>
+      <w:pPr>
+        <w:pStyle w:val="ListParagraph"/>
+      </w:pPr>
+      <w:r>
+        <w:tab/>
+      </w:r>
+      <w:r>
+        <w:tab/>
+        <w:t xml:space="preserve">return </w:t>
+      </w:r>
+      <w:proofErr w:type="spellStart"/>
+      <w:r>
+        <w:t>er.save</w:t>
+      </w:r>
+      <w:proofErr w:type="spellEnd"/>
+      <w:r>
+        <w:t>(employee);</w:t>
+      </w:r>
+    </w:p>
+    <w:p>
+      <w:pPr>
+        <w:pStyle w:val="ListParagraph"/>
+      </w:pPr>
+      <w:r>
+        <w:tab/>
+        <w:t>}</w:t>
+      </w:r>
+    </w:p>
+    <w:p>
+      <w:pPr>
+        <w:pStyle w:val="ListParagraph"/>
+      </w:pPr>
+      <w:r>
+        <w:lastRenderedPageBreak/>
+        <w:tab/>
+      </w:r>
+    </w:p>
+    <w:p>
+      <w:pPr>
+        <w:pStyle w:val="ListParagraph"/>
+      </w:pPr>
+      <w:r>
+        <w:tab/>
+        <w:t>@PutMapping</w:t>
+      </w:r>
+    </w:p>
+    <w:p>
+      <w:pPr>
+        <w:pStyle w:val="ListParagraph"/>
+      </w:pPr>
+      <w:r>
+        <w:tab/>
+        <w:t xml:space="preserve">public Employee </w:t>
+      </w:r>
+      <w:proofErr w:type="spellStart"/>
+      <w:r>
+        <w:t>updateEmployee</w:t>
+      </w:r>
+      <w:proofErr w:type="spellEnd"/>
+      <w:r>
+        <w:t>(@RequestBody Employee employee)</w:t>
+      </w:r>
+    </w:p>
+    <w:p>
+      <w:pPr>
+        <w:pStyle w:val="ListParagraph"/>
+      </w:pPr>
+      <w:r>
+        <w:tab/>
+        <w:t>{//we will improvise this later</w:t>
+      </w:r>
+    </w:p>
+    <w:p>
+      <w:pPr>
+        <w:pStyle w:val="ListParagraph"/>
+      </w:pPr>
+      <w:r>
+        <w:tab/>
+      </w:r>
+      <w:r>
+        <w:tab/>
+        <w:t xml:space="preserve">return </w:t>
+      </w:r>
+      <w:proofErr w:type="spellStart"/>
+      <w:r>
+        <w:t>er.save</w:t>
+      </w:r>
+      <w:proofErr w:type="spellEnd"/>
+      <w:r>
+        <w:t>(employee);</w:t>
+      </w:r>
+    </w:p>
+    <w:p>
+      <w:pPr>
+        <w:pStyle w:val="ListParagraph"/>
+      </w:pPr>
+      <w:r>
+        <w:tab/>
+        <w:t>}</w:t>
+      </w:r>
+    </w:p>
+    <w:p>
+      <w:pPr>
+        <w:pStyle w:val="ListParagraph"/>
+      </w:pPr>
+      <w:r>
+        <w:tab/>
+      </w:r>
+    </w:p>
+    <w:p>
+      <w:pPr>
+        <w:pStyle w:val="ListParagraph"/>
+      </w:pPr>
+      <w:r>
+        <w:tab/>
+        <w:t>@DeleteMapping("/{id}")</w:t>
+      </w:r>
+    </w:p>
+    <w:p>
+      <w:pPr>
+        <w:pStyle w:val="ListParagraph"/>
+      </w:pPr>
+      <w:r>
+        <w:tab/>
+        <w:t xml:space="preserve">public Employee </w:t>
+      </w:r>
+      <w:proofErr w:type="spellStart"/>
+      <w:r>
+        <w:t>deleteEmployee</w:t>
+      </w:r>
+      <w:proofErr w:type="spellEnd"/>
+      <w:r>
+        <w:t>(@PathVariable("id") Integer id)</w:t>
+      </w:r>
+    </w:p>
+    <w:p>
+      <w:pPr>
+        <w:pStyle w:val="ListParagraph"/>
+      </w:pPr>
+      <w:r>
+        <w:tab/>
+        <w:t>{</w:t>
+      </w:r>
+    </w:p>
+    <w:p>
+      <w:pPr>
+        <w:pStyle w:val="ListParagraph"/>
+      </w:pPr>
+      <w:r>
+        <w:tab/>
+      </w:r>
+      <w:r>
+        <w:tab/>
+        <w:t xml:space="preserve">Employee emp = </w:t>
+      </w:r>
+      <w:proofErr w:type="spellStart"/>
+      <w:r>
+        <w:t>findEmployeeById</w:t>
+      </w:r>
+      <w:proofErr w:type="spellEnd"/>
+      <w:r>
+        <w:t>(id);</w:t>
+      </w:r>
+    </w:p>
+    <w:p>
+      <w:pPr>
+        <w:pStyle w:val="ListParagraph"/>
+      </w:pPr>
+      <w:r>
+        <w:tab/>
+      </w:r>
+      <w:r>
+        <w:tab/>
+        <w:t>if(emp!=null)</w:t>
+      </w:r>
+    </w:p>
+    <w:p>
+      <w:pPr>
+        <w:pStyle w:val="ListParagraph"/>
+      </w:pPr>
+      <w:r>
+        <w:tab/>
+      </w:r>
+      <w:r>
+        <w:tab/>
+        <w:t>{</w:t>
+      </w:r>
+    </w:p>
+    <w:p>
+      <w:pPr>
+        <w:pStyle w:val="ListParagraph"/>
+      </w:pPr>
+      <w:r>
+        <w:tab/>
+      </w:r>
+      <w:r>
+        <w:tab/>
+      </w:r>
+      <w:r>
+        <w:tab/>
+      </w:r>
+      <w:proofErr w:type="spellStart"/>
+      <w:r>
+        <w:t>er.delete</w:t>
+      </w:r>
+      <w:proofErr w:type="spellEnd"/>
+      <w:r>
+        <w:t>(emp);</w:t>
+      </w:r>
+    </w:p>
+    <w:p>
+      <w:pPr>
+        <w:pStyle w:val="ListParagraph"/>
+      </w:pPr>
+      <w:r>
+        <w:tab/>
+      </w:r>
+      <w:r>
+        <w:tab/>
+        <w:t>}</w:t>
+      </w:r>
+    </w:p>
+    <w:p>
+      <w:pPr>
+        <w:pStyle w:val="ListParagraph"/>
+      </w:pPr>
+      <w:r>
+        <w:tab/>
+      </w:r>
+      <w:r>
+        <w:tab/>
+        <w:t>return emp;</w:t>
+      </w:r>
+    </w:p>
+    <w:p>
+      <w:pPr>
+        <w:pStyle w:val="ListParagraph"/>
+      </w:pPr>
+      <w:r>
+        <w:tab/>
+        <w:t>}</w:t>
+      </w:r>
+    </w:p>
+    <w:p>
+      <w:pPr>
+        <w:pStyle w:val="ListParagraph"/>
+      </w:pPr>
+      <w:r>
         <w:t>}</w:t>
       </w:r>
     </w:p>
